--- a/ADG/_실측판/01장/1장_DataGuard개요와아키텍처.docx
+++ b/ADG/_실측판/01장/1장_DataGuard개요와아키텍처.docx
@@ -34,7 +34,21 @@
           <w:rFonts w:ascii="맑은 고딕" w:hAnsi="맑은 고딕" w:eastAsia="맑은 고딕"/>
           <w:sz w:val="21"/>
         </w:rPr>
-        <w:t>이 과정은 ADMIN 과정과 BACKUP&amp;RECOVERY 과정을 전제로 삼는다. 리스너와 tnsnames 구성, DBCA, ARCHIVELOG 모드와 FRA, RMAN 기본은 다시 설명하지 않는다. 특히 BR 17장의 RMAN `DUPLICATE`는 5장의 출발점이므로 먼저 읽어 두면 좋다.</w:t>
+        <w:t xml:space="preserve">이 과정은 ADMIN 과정과 BACKUP&amp;RECOVERY 과정을 전제로 삼는다. 리스너와 tnsnames 구성, DBCA, ARCHIVELOG 모드와 FRA, RMAN 기본은 다시 설명하지 않는다. 특히 BR 17장의 RMAN </w:t>
+      </w:r>
+      <w:r>
+        <w:rPr>
+          <w:rFonts w:ascii="Consolas" w:hAnsi="Consolas" w:eastAsia="맑은 고딕"/>
+          <w:sz w:val="21"/>
+        </w:rPr>
+        <w:t xml:space="preserve">DUPLICATE</w:t>
+      </w:r>
+      <w:r>
+        <w:rPr>
+          <w:rFonts w:ascii="맑은 고딕" w:hAnsi="맑은 고딕" w:eastAsia="맑은 고딕"/>
+          <w:sz w:val="21"/>
+        </w:rPr>
+        <w:t xml:space="preserve">는 5장의 출발점이므로 먼저 읽어 두면 좋다.</w:t>
       </w:r>
     </w:p>
     <w:p>
@@ -84,7 +98,35 @@
           <w:rFonts w:ascii="맑은 고딕" w:hAnsi="맑은 고딕" w:eastAsia="맑은 고딕"/>
           <w:sz w:val="21"/>
         </w:rPr>
-        <w:t>Standby 데이터베이스의 세 유형(physical·logical·snapshot)을 구분하고, 각 유형이 `DATABASE_ROLE`과 `OPEN_MODE`에서 어떤 조합으로 나타나는지 조회로 확인한다.</w:t>
+        <w:t xml:space="preserve">Standby 데이터베이스의 세 유형(physical·logical·snapshot)을 구분하고, 각 유형이 </w:t>
+      </w:r>
+      <w:r>
+        <w:rPr>
+          <w:rFonts w:ascii="Consolas" w:hAnsi="Consolas" w:eastAsia="맑은 고딕"/>
+          <w:sz w:val="21"/>
+        </w:rPr>
+        <w:t xml:space="preserve">DATABASE_ROLE</w:t>
+      </w:r>
+      <w:r>
+        <w:rPr>
+          <w:rFonts w:ascii="맑은 고딕" w:hAnsi="맑은 고딕" w:eastAsia="맑은 고딕"/>
+          <w:sz w:val="21"/>
+        </w:rPr>
+        <w:t xml:space="preserve">과 </w:t>
+      </w:r>
+      <w:r>
+        <w:rPr>
+          <w:rFonts w:ascii="Consolas" w:hAnsi="Consolas" w:eastAsia="맑은 고딕"/>
+          <w:sz w:val="21"/>
+        </w:rPr>
+        <w:t xml:space="preserve">OPEN_MODE</w:t>
+      </w:r>
+      <w:r>
+        <w:rPr>
+          <w:rFonts w:ascii="맑은 고딕" w:hAnsi="맑은 고딕" w:eastAsia="맑은 고딕"/>
+          <w:sz w:val="21"/>
+        </w:rPr>
+        <w:t xml:space="preserve">에서 어떤 조합으로 나타나는지 조회로 확인한다.</w:t>
       </w:r>
     </w:p>
     <w:p>
@@ -108,7 +150,35 @@
           <w:rFonts w:ascii="맑은 고딕" w:hAnsi="맑은 고딕" w:eastAsia="맑은 고딕"/>
           <w:sz w:val="21"/>
         </w:rPr>
-        <w:t>Primary 측과 Standby 측의 백그라운드 프로세스를 `V$MANAGED_STANDBY`와 `V$DATAGUARD_PROCESS`로 식별하고, 각 프로세스의 역할을 읽는다.</w:t>
+        <w:t xml:space="preserve">Primary 측과 Standby 측의 백그라운드 프로세스를 </w:t>
+      </w:r>
+      <w:r>
+        <w:rPr>
+          <w:rFonts w:ascii="Consolas" w:hAnsi="Consolas" w:eastAsia="맑은 고딕"/>
+          <w:sz w:val="21"/>
+        </w:rPr>
+        <w:t xml:space="preserve">V$MANAGED_STANDBY</w:t>
+      </w:r>
+      <w:r>
+        <w:rPr>
+          <w:rFonts w:ascii="맑은 고딕" w:hAnsi="맑은 고딕" w:eastAsia="맑은 고딕"/>
+          <w:sz w:val="21"/>
+        </w:rPr>
+        <w:t xml:space="preserve">와 </w:t>
+      </w:r>
+      <w:r>
+        <w:rPr>
+          <w:rFonts w:ascii="Consolas" w:hAnsi="Consolas" w:eastAsia="맑은 고딕"/>
+          <w:sz w:val="21"/>
+        </w:rPr>
+        <w:t xml:space="preserve">V$DATAGUARD_PROCESS</w:t>
+      </w:r>
+      <w:r>
+        <w:rPr>
+          <w:rFonts w:ascii="맑은 고딕" w:hAnsi="맑은 고딕" w:eastAsia="맑은 고딕"/>
+          <w:sz w:val="21"/>
+        </w:rPr>
+        <w:t xml:space="preserve">로 식별하고, 각 프로세스의 역할을 읽는다.</w:t>
       </w:r>
     </w:p>
     <w:p>
@@ -190,7 +260,21 @@
           <w:rFonts w:ascii="맑은 고딕" w:hAnsi="맑은 고딕" w:eastAsia="맑은 고딕"/>
           <w:sz w:val="21"/>
         </w:rPr>
-        <w:t>운영 중인 데이터베이스를 Primary database, 그와 동기화된 복제본을 Standby database라 부른다. 하나의 Primary에는 최대 30개의 Standby를 붙일 수 있다. 이 한계는 `LOG_ARCHIVE_DEST_n`의 개수에서 온다. 12c 이후 목적지는 31개이며 하나는 로컬 아카이브가 쓰므로 원격용으로 30개가 남는다. Primary와 Standby들을 통틀어 Data Guard 구성(configuration)이라 한다.</w:t>
+        <w:t xml:space="preserve">운영 중인 데이터베이스를 Primary database, 그와 동기화된 복제본을 Standby database라 부른다. 하나의 Primary에는 최대 30개의 Standby를 붙일 수 있다. 이 한계는 </w:t>
+      </w:r>
+      <w:r>
+        <w:rPr>
+          <w:rFonts w:ascii="Consolas" w:hAnsi="Consolas" w:eastAsia="맑은 고딕"/>
+          <w:sz w:val="21"/>
+        </w:rPr>
+        <w:t xml:space="preserve">LOG_ARCHIVE_DEST_n</w:t>
+      </w:r>
+      <w:r>
+        <w:rPr>
+          <w:rFonts w:ascii="맑은 고딕" w:hAnsi="맑은 고딕" w:eastAsia="맑은 고딕"/>
+          <w:sz w:val="21"/>
+        </w:rPr>
+        <w:t xml:space="preserve">의 개수에서 온다. 12c 이후 목적지는 31개이며 하나는 로컬 아카이브가 쓰므로 원격용으로 30개가 남는다. Primary와 Standby들을 통틀어 Data Guard 구성(configuration)이라 한다.</w:t>
       </w:r>
     </w:p>
     <w:p>
@@ -216,7 +300,21 @@
           <w:rFonts w:ascii="맑은 고딕" w:hAnsi="맑은 고딕" w:eastAsia="맑은 고딕"/>
           <w:sz w:val="21"/>
         </w:rPr>
-        <w:t>개념보다 먼저 눈으로 확인하는 편이 빠르다. `V$DATABASE`는 이 데이터베이스가 구성 안에서 어떤 위치에 있는지를 한 줄로 보여 준다. Primary 노드에서 조회한 결과다.</w:t>
+        <w:t xml:space="preserve">개념보다 먼저 눈으로 확인하는 편이 빠르다. </w:t>
+      </w:r>
+      <w:r>
+        <w:rPr>
+          <w:rFonts w:ascii="Consolas" w:hAnsi="Consolas" w:eastAsia="맑은 고딕"/>
+          <w:sz w:val="21"/>
+        </w:rPr>
+        <w:t xml:space="preserve">V$DATABASE</w:t>
+      </w:r>
+      <w:r>
+        <w:rPr>
+          <w:rFonts w:ascii="맑은 고딕" w:hAnsi="맑은 고딕" w:eastAsia="맑은 고딕"/>
+          <w:sz w:val="21"/>
+        </w:rPr>
+        <w:t xml:space="preserve">는 이 데이터베이스가 구성 안에서 어떤 위치에 있는지를 한 줄로 보여 준다. Primary 노드에서 조회한 결과다.</w:t>
       </w:r>
     </w:p>
     <w:tbl>
@@ -454,16 +552,107 @@
           <w:rFonts w:ascii="맑은 고딕" w:hAnsi="맑은 고딕" w:eastAsia="맑은 고딕"/>
           <w:sz w:val="21"/>
         </w:rPr>
-        <w:t>두 결과를 나란히 놓으면 핵심 성질이 드러난다. `NAME`은 양쪽 모두 CHICAGO다. `DB_NAME` 파라미터의 값이며 물리 복제본이므로 같아야 한다. 반면 `DB_UNIQUE_NAME`은 chicago와 boston으로 다르다. 같은 이름의 데이터베이스 둘을 구별하는 것이 이 파라미터의 존재 이유다. 전송 목적지를 지정할 때도, Broker에 등록할 때도 기준이 되는 이름은 `DB_NAME`이 아니라 `DB_UNIQUE_NAME`이다.</w:t>
+        <w:t xml:space="preserve">두 결과를 나란히 놓으면 핵심 성질이 드러난다. </w:t>
+      </w:r>
+      <w:r>
+        <w:rPr>
+          <w:rFonts w:ascii="Consolas" w:hAnsi="Consolas" w:eastAsia="맑은 고딕"/>
+          <w:sz w:val="21"/>
+        </w:rPr>
+        <w:t xml:space="preserve">NAME</w:t>
+      </w:r>
+      <w:r>
+        <w:rPr>
+          <w:rFonts w:ascii="맑은 고딕" w:hAnsi="맑은 고딕" w:eastAsia="맑은 고딕"/>
+          <w:sz w:val="21"/>
+        </w:rPr>
+        <w:t xml:space="preserve">은 양쪽 모두 CHICAGO다. </w:t>
+      </w:r>
+      <w:r>
+        <w:rPr>
+          <w:rFonts w:ascii="Consolas" w:hAnsi="Consolas" w:eastAsia="맑은 고딕"/>
+          <w:sz w:val="21"/>
+        </w:rPr>
+        <w:t xml:space="preserve">DB_NAME</w:t>
+      </w:r>
+      <w:r>
+        <w:rPr>
+          <w:rFonts w:ascii="맑은 고딕" w:hAnsi="맑은 고딕" w:eastAsia="맑은 고딕"/>
+          <w:sz w:val="21"/>
+        </w:rPr>
+        <w:t xml:space="preserve"> 파라미터의 값이며 물리 복제본이므로 같아야 한다. 반면 </w:t>
+      </w:r>
+      <w:r>
+        <w:rPr>
+          <w:rFonts w:ascii="Consolas" w:hAnsi="Consolas" w:eastAsia="맑은 고딕"/>
+          <w:sz w:val="21"/>
+        </w:rPr>
+        <w:t xml:space="preserve">DB_UNIQUE_NAME</w:t>
+      </w:r>
+      <w:r>
+        <w:rPr>
+          <w:rFonts w:ascii="맑은 고딕" w:hAnsi="맑은 고딕" w:eastAsia="맑은 고딕"/>
+          <w:sz w:val="21"/>
+        </w:rPr>
+        <w:t xml:space="preserve">은 chicago와 boston으로 다르다. 같은 이름의 데이터베이스 둘을 구별하는 것이 이 파라미터의 존재 이유다. 전송 목적지를 지정할 때도, Broker에 등록할 때도 기준이 되는 이름은 </w:t>
+      </w:r>
+      <w:r>
+        <w:rPr>
+          <w:rFonts w:ascii="Consolas" w:hAnsi="Consolas" w:eastAsia="맑은 고딕"/>
+          <w:sz w:val="21"/>
+        </w:rPr>
+        <w:t xml:space="preserve">DB_NAME</w:t>
+      </w:r>
+      <w:r>
+        <w:rPr>
+          <w:rFonts w:ascii="맑은 고딕" w:hAnsi="맑은 고딕" w:eastAsia="맑은 고딕"/>
+          <w:sz w:val="21"/>
+        </w:rPr>
+        <w:t xml:space="preserve">이 아니라 </w:t>
+      </w:r>
+      <w:r>
+        <w:rPr>
+          <w:rFonts w:ascii="Consolas" w:hAnsi="Consolas" w:eastAsia="맑은 고딕"/>
+          <w:sz w:val="21"/>
+        </w:rPr>
+        <w:t xml:space="preserve">DB_UNIQUE_NAME</w:t>
+      </w:r>
+      <w:r>
+        <w:rPr>
+          <w:rFonts w:ascii="맑은 고딕" w:hAnsi="맑은 고딕" w:eastAsia="맑은 고딕"/>
+          <w:sz w:val="21"/>
+        </w:rPr>
+        <w:t xml:space="preserve">이다.</w:t>
       </w:r>
     </w:p>
     <w:p>
       <w:r>
         <w:rPr>
+          <w:rFonts w:ascii="Consolas" w:hAnsi="Consolas" w:eastAsia="맑은 고딕"/>
+          <w:sz w:val="21"/>
+        </w:rPr>
+        <w:t xml:space="preserve">DATABASE_ROLE</w:t>
+      </w:r>
+      <w:r>
+        <w:rPr>
           <w:rFonts w:ascii="맑은 고딕" w:hAnsi="맑은 고딕" w:eastAsia="맑은 고딕"/>
           <w:sz w:val="21"/>
         </w:rPr>
-        <w:t>`DATABASE_ROLE`은 PRIMARY와 PHYSICAL STANDBY로 갈린다. 이 값은 고정된 속성이 아니라 역할이며, 16장에서 다루는 역할 전환으로 서로 바뀔 수 있다. `OPEN_MODE`의 READ ONLY WITH APPLY는 Standby가 열려 있으면서 동시에 리두를 적용받고 있다는 뜻으로, Active Data Guard 옵션이 있어야 나타나는 상태다. 옵션이 없다면 이 자리는 MOUNTED가 된다.</w:t>
+        <w:t xml:space="preserve">은 PRIMARY와 PHYSICAL STANDBY로 갈린다. 이 값은 고정된 속성이 아니라 역할이며, 16장에서 다루는 역할 전환으로 서로 바뀔 수 있다. </w:t>
+      </w:r>
+      <w:r>
+        <w:rPr>
+          <w:rFonts w:ascii="Consolas" w:hAnsi="Consolas" w:eastAsia="맑은 고딕"/>
+          <w:sz w:val="21"/>
+        </w:rPr>
+        <w:t xml:space="preserve">OPEN_MODE</w:t>
+      </w:r>
+      <w:r>
+        <w:rPr>
+          <w:rFonts w:ascii="맑은 고딕" w:hAnsi="맑은 고딕" w:eastAsia="맑은 고딕"/>
+          <w:sz w:val="21"/>
+        </w:rPr>
+        <w:t xml:space="preserve">의 READ ONLY WITH APPLY는 Standby가 열려 있으면서 동시에 리두를 적용받고 있다는 뜻으로, Active Data Guard 옵션이 있어야 나타나는 상태다. 옵션이 없다면 이 자리는 MOUNTED가 된다.</w:t>
       </w:r>
     </w:p>
     <w:p>
@@ -695,16 +884,51 @@
           <w:rFonts w:ascii="맑은 고딕" w:hAnsi="맑은 고딕" w:eastAsia="맑은 고딕"/>
           <w:sz w:val="21"/>
         </w:rPr>
-        <w:t>DBID가 1852041610으로 정확히 같다. 이것이 Standby와 일반 복제본을 가르는 결정적 차이다. BR 17장의 `DUPLICATE TARGET DATABASE TO &lt;새이름&gt;`은 새 DBID를 부여해 원본과 관계가 끊긴 독립 데이터베이스를 만든다. Standby는 DBID를 그대로 물려받아 원본의 리두를 계속 받아들일 자격을 유지한다. DBID가 다르면 리두는 적용되지 않는다.</w:t>
+        <w:t xml:space="preserve">DBID가 1852041610으로 정확히 같다. 이것이 Standby와 일반 복제본을 가르는 결정적 차이다. BR 17장의 </w:t>
+      </w:r>
+      <w:r>
+        <w:rPr>
+          <w:rFonts w:ascii="Consolas" w:hAnsi="Consolas" w:eastAsia="맑은 고딕"/>
+          <w:sz w:val="21"/>
+        </w:rPr>
+        <w:t xml:space="preserve">DUPLICATE TARGET DATABASE TO &lt;새이름&gt;</w:t>
+      </w:r>
+      <w:r>
+        <w:rPr>
+          <w:rFonts w:ascii="맑은 고딕" w:hAnsi="맑은 고딕" w:eastAsia="맑은 고딕"/>
+          <w:sz w:val="21"/>
+        </w:rPr>
+        <w:t xml:space="preserve">은 새 DBID를 부여해 원본과 관계가 끊긴 독립 데이터베이스를 만든다. Standby는 DBID를 그대로 물려받아 원본의 리두를 계속 받아들일 자격을 유지한다. DBID가 다르면 리두는 적용되지 않는다.</w:t>
       </w:r>
     </w:p>
     <w:p>
       <w:r>
         <w:rPr>
+          <w:rFonts w:ascii="Consolas" w:hAnsi="Consolas" w:eastAsia="맑은 고딕"/>
+          <w:sz w:val="21"/>
+        </w:rPr>
+        <w:t xml:space="preserve">CONTROLFILE_TYPE</w:t>
+      </w:r>
+      <w:r>
+        <w:rPr>
           <w:rFonts w:ascii="맑은 고딕" w:hAnsi="맑은 고딕" w:eastAsia="맑은 고딕"/>
           <w:sz w:val="21"/>
         </w:rPr>
-        <w:t>`CONTROLFILE_TYPE`도 CURRENT와 STANDBY로 갈린다. Standby는 일반 컨트롤 파일이 아니라 standby 컨트롤 파일을 쓰며, 이것이 "이 데이터베이스는 리두를 받아 적용하는 쪽"임을 선언한다. `SWITCHOVER_STATUS`는 Primary에서 TO STANDBY(스탠바이로 넘겨줄 준비가 됨), Standby에서 NOT ALLOWED로 나타난다. 이 열은 16장 역할 전환에서 사전 점검 지표로 다시 쓴다.</w:t>
+        <w:t xml:space="preserve">도 CURRENT와 STANDBY로 갈린다. Standby는 일반 컨트롤 파일이 아니라 standby 컨트롤 파일을 쓰며, 이것이 "이 데이터베이스는 리두를 받아 적용하는 쪽"임을 선언한다. </w:t>
+      </w:r>
+      <w:r>
+        <w:rPr>
+          <w:rFonts w:ascii="Consolas" w:hAnsi="Consolas" w:eastAsia="맑은 고딕"/>
+          <w:sz w:val="21"/>
+        </w:rPr>
+        <w:t xml:space="preserve">SWITCHOVER_STATUS</w:t>
+      </w:r>
+      <w:r>
+        <w:rPr>
+          <w:rFonts w:ascii="맑은 고딕" w:hAnsi="맑은 고딕" w:eastAsia="맑은 고딕"/>
+          <w:sz w:val="21"/>
+        </w:rPr>
+        <w:t xml:space="preserve">는 Primary에서 TO STANDBY(스탠바이로 넘겨줄 준비가 됨), Standby에서 NOT ALLOWED로 나타난다. 이 열은 16장 역할 전환에서 사전 점검 지표로 다시 쓴다.</w:t>
       </w:r>
     </w:p>
     <w:tbl>
@@ -777,7 +1001,21 @@
                 <w:rFonts w:ascii="맑은 고딕" w:hAnsi="맑은 고딕" w:eastAsia="맑은 고딕"/>
                 <w:sz w:val="20"/>
               </w:rPr>
-              <w:t>참고: 실습 환경의 `FLASHBACK_ON`은 현재 NO다. 11장 Snapshot Standby와 16장 Reinstate 실습에서 이 값을 켜게 된다.</w:t>
+              <w:t xml:space="preserve">참고: 실습 환경의 </w:t>
+            </w:r>
+            <w:r>
+              <w:rPr>
+                <w:rFonts w:ascii="Consolas" w:hAnsi="Consolas" w:eastAsia="맑은 고딕"/>
+                <w:sz w:val="20"/>
+              </w:rPr>
+              <w:t xml:space="preserve">FLASHBACK_ON</w:t>
+            </w:r>
+            <w:r>
+              <w:rPr>
+                <w:rFonts w:ascii="맑은 고딕" w:hAnsi="맑은 고딕" w:eastAsia="맑은 고딕"/>
+                <w:sz w:val="20"/>
+              </w:rPr>
+              <w:t xml:space="preserve">은 현재 NO다. 11장 Snapshot Standby와 16장 Reinstate 실습에서 이 값을 켜게 된다.</w:t>
             </w:r>
           </w:p>
         </w:tc>
@@ -893,7 +1131,35 @@
           <w:rFonts w:ascii="맑은 고딕" w:hAnsi="맑은 고딕" w:eastAsia="맑은 고딕"/>
           <w:sz w:val="21"/>
         </w:rPr>
-        <w:t>세 유형의 차이는 `DATABASE_ROLE`과 `OPEN_MODE` 두 열의 조합으로 나타난다. 실습 환경에서 physical standby를 snapshot standby로 바꿔 보면 값이 실제로 어떻게 변하는지 확인할 수 있다.</w:t>
+        <w:t xml:space="preserve">세 유형의 차이는 </w:t>
+      </w:r>
+      <w:r>
+        <w:rPr>
+          <w:rFonts w:ascii="Consolas" w:hAnsi="Consolas" w:eastAsia="맑은 고딕"/>
+          <w:sz w:val="21"/>
+        </w:rPr>
+        <w:t xml:space="preserve">DATABASE_ROLE</w:t>
+      </w:r>
+      <w:r>
+        <w:rPr>
+          <w:rFonts w:ascii="맑은 고딕" w:hAnsi="맑은 고딕" w:eastAsia="맑은 고딕"/>
+          <w:sz w:val="21"/>
+        </w:rPr>
+        <w:t xml:space="preserve">과 </w:t>
+      </w:r>
+      <w:r>
+        <w:rPr>
+          <w:rFonts w:ascii="Consolas" w:hAnsi="Consolas" w:eastAsia="맑은 고딕"/>
+          <w:sz w:val="21"/>
+        </w:rPr>
+        <w:t xml:space="preserve">OPEN_MODE</w:t>
+      </w:r>
+      <w:r>
+        <w:rPr>
+          <w:rFonts w:ascii="맑은 고딕" w:hAnsi="맑은 고딕" w:eastAsia="맑은 고딕"/>
+          <w:sz w:val="21"/>
+        </w:rPr>
+        <w:t xml:space="preserve"> 두 열의 조합으로 나타난다. 실습 환경에서 physical standby를 snapshot standby로 바꿔 보면 값이 실제로 어떻게 변하는지 확인할 수 있다.</w:t>
       </w:r>
     </w:p>
     <w:tbl>
@@ -1129,7 +1395,21 @@
           <w:rFonts w:ascii="맑은 고딕" w:hAnsi="맑은 고딕" w:eastAsia="맑은 고딕"/>
           <w:sz w:val="21"/>
         </w:rPr>
-        <w:t>역할이 SNAPSHOT STANDBY로, 열림 모드가 READ WRITE로 바뀌었다. 주목할 것은 `CONTROLFILE_TYPE`이 STANDBY에서 CURRENT로 바뀐 점이다. 갱신 가능한 상태가 되려면 일반 컨트롤 파일이 필요하기 때문이다. 변환 과정에서 오라클이 자동으로 만든 복원 지점도 확인된다.</w:t>
+        <w:t xml:space="preserve">역할이 SNAPSHOT STANDBY로, 열림 모드가 READ WRITE로 바뀌었다. 주목할 것은 </w:t>
+      </w:r>
+      <w:r>
+        <w:rPr>
+          <w:rFonts w:ascii="Consolas" w:hAnsi="Consolas" w:eastAsia="맑은 고딕"/>
+          <w:sz w:val="21"/>
+        </w:rPr>
+        <w:t xml:space="preserve">CONTROLFILE_TYPE</w:t>
+      </w:r>
+      <w:r>
+        <w:rPr>
+          <w:rFonts w:ascii="맑은 고딕" w:hAnsi="맑은 고딕" w:eastAsia="맑은 고딕"/>
+          <w:sz w:val="21"/>
+        </w:rPr>
+        <w:t xml:space="preserve">이 STANDBY에서 CURRENT로 바뀐 점이다. 갱신 가능한 상태가 되려면 일반 컨트롤 파일이 필요하기 때문이다. 변환 과정에서 오라클이 자동으로 만든 복원 지점도 확인된다.</w:t>
       </w:r>
     </w:p>
     <w:tbl>
@@ -1248,7 +1528,21 @@
           <w:rFonts w:ascii="맑은 고딕" w:hAnsi="맑은 고딕" w:eastAsia="맑은 고딕"/>
           <w:sz w:val="21"/>
         </w:rPr>
-        <w:t>이름이 `SNAPSHOT_STANDBY_REQUIRED_`로 시작하고 보장 플래그가 YES다. 이 복원 지점은 사용자가 지운 것이 아니라 physical standby로 복귀할 때 오라클이 사용하고 스스로 제거한다. 이제 이 상태에서 실제로 데이터를 쓴 뒤 되돌려 보자.</w:t>
+        <w:t xml:space="preserve">이름이 </w:t>
+      </w:r>
+      <w:r>
+        <w:rPr>
+          <w:rFonts w:ascii="Consolas" w:hAnsi="Consolas" w:eastAsia="맑은 고딕"/>
+          <w:sz w:val="21"/>
+        </w:rPr>
+        <w:t xml:space="preserve">SNAPSHOT_STANDBY_REQUIRED_</w:t>
+      </w:r>
+      <w:r>
+        <w:rPr>
+          <w:rFonts w:ascii="맑은 고딕" w:hAnsi="맑은 고딕" w:eastAsia="맑은 고딕"/>
+          <w:sz w:val="21"/>
+        </w:rPr>
+        <w:t xml:space="preserve">로 시작하고 보장 플래그가 YES다. 이 복원 지점은 사용자가 지운 것이 아니라 physical standby로 복귀할 때 오라클이 사용하고 스스로 제거한다. 이제 이 상태에서 실제로 데이터를 쓴 뒤 되돌려 보자.</w:t>
       </w:r>
     </w:p>
     <w:tbl>
@@ -2022,7 +2316,21 @@
                 <w:rFonts w:ascii="맑은 고딕" w:hAnsi="맑은 고딕" w:eastAsia="맑은 고딕"/>
                 <w:sz w:val="20"/>
               </w:rPr>
-              <w:t>· 옵션이 있으면 `ALTER DATABASE OPEN READ ONLY` 후 MRP를 기동해 READ ONLY WITH APPLY 상태로 만들 수 있다. 열려 있으면서 계속 적용받는 상태다.</w:t>
+              <w:t xml:space="preserve">· 옵션이 있으면 </w:t>
+            </w:r>
+            <w:r>
+              <w:rPr>
+                <w:rFonts w:ascii="Consolas" w:hAnsi="Consolas" w:eastAsia="맑은 고딕"/>
+                <w:sz w:val="20"/>
+              </w:rPr>
+              <w:t xml:space="preserve">ALTER DATABASE OPEN READ ONLY</w:t>
+            </w:r>
+            <w:r>
+              <w:rPr>
+                <w:rFonts w:ascii="맑은 고딕" w:hAnsi="맑은 고딕" w:eastAsia="맑은 고딕"/>
+                <w:sz w:val="20"/>
+              </w:rPr>
+              <w:t xml:space="preserve"> 후 MRP를 기동해 READ ONLY WITH APPLY 상태로 만들 수 있다. 열려 있으면서 계속 적용받는 상태다.</w:t>
             </w:r>
           </w:p>
           <w:p>
@@ -2075,7 +2383,21 @@
           <w:rFonts w:ascii="맑은 고딕" w:hAnsi="맑은 고딕" w:eastAsia="맑은 고딕"/>
           <w:sz w:val="21"/>
         </w:rPr>
-        <w:t>리두 전송 서비스는 Primary의 리두를 하나 이상의 Standby 또는 아카이브 목적지로 자동 전달한다. 방식은 동기(SYNC)와 비동기(ASYNC)로 나뉘며, 이 선택이 데이터 보호 수준과 Primary 성능 사이의 균형점을 결정한다. 목적지와 방식은 `LOG_ARCHIVE_DEST_n`에 속성으로 기술한다. 2장과 3장에서 다룬다.</w:t>
+        <w:t xml:space="preserve">리두 전송 서비스는 Primary의 리두를 하나 이상의 Standby 또는 아카이브 목적지로 자동 전달한다. 방식은 동기(SYNC)와 비동기(ASYNC)로 나뉘며, 이 선택이 데이터 보호 수준과 Primary 성능 사이의 균형점을 결정한다. 목적지와 방식은 </w:t>
+      </w:r>
+      <w:r>
+        <w:rPr>
+          <w:rFonts w:ascii="Consolas" w:hAnsi="Consolas" w:eastAsia="맑은 고딕"/>
+          <w:sz w:val="21"/>
+        </w:rPr>
+        <w:t xml:space="preserve">LOG_ARCHIVE_DEST_n</w:t>
+      </w:r>
+      <w:r>
+        <w:rPr>
+          <w:rFonts w:ascii="맑은 고딕" w:hAnsi="맑은 고딕" w:eastAsia="맑은 고딕"/>
+          <w:sz w:val="21"/>
+        </w:rPr>
+        <w:t xml:space="preserve">에 속성으로 기술한다. 2장과 3장에서 다룬다.</w:t>
       </w:r>
     </w:p>
     <w:p>
@@ -2336,7 +2658,35 @@
           <w:rFonts w:ascii="맑은 고딕" w:hAnsi="맑은 고딕" w:eastAsia="맑은 고딕"/>
           <w:sz w:val="21"/>
         </w:rPr>
-        <w:t>실습 환경의 Primary에서 실제로 확인한 결과다. 이 구성은 ASYNC 전송이므로 NSSn 대신 TTnn이 보인다. `V$PROCESS`로도 프로세스 목록은 볼 수 있지만 각 TTnn이 무슨 일을 하는지는 알 수 없다. 19c는 이를 위해 `V$DATAGUARD_PROCESS`를 제공한다.</w:t>
+        <w:t xml:space="preserve">실습 환경의 Primary에서 실제로 확인한 결과다. 이 구성은 ASYNC 전송이므로 NSSn 대신 TTnn이 보인다. </w:t>
+      </w:r>
+      <w:r>
+        <w:rPr>
+          <w:rFonts w:ascii="Consolas" w:hAnsi="Consolas" w:eastAsia="맑은 고딕"/>
+          <w:sz w:val="21"/>
+        </w:rPr>
+        <w:t xml:space="preserve">V$PROCESS</w:t>
+      </w:r>
+      <w:r>
+        <w:rPr>
+          <w:rFonts w:ascii="맑은 고딕" w:hAnsi="맑은 고딕" w:eastAsia="맑은 고딕"/>
+          <w:sz w:val="21"/>
+        </w:rPr>
+        <w:t xml:space="preserve">로도 프로세스 목록은 볼 수 있지만 각 TTnn이 무슨 일을 하는지는 알 수 없다. 19c는 이를 위해 </w:t>
+      </w:r>
+      <w:r>
+        <w:rPr>
+          <w:rFonts w:ascii="Consolas" w:hAnsi="Consolas" w:eastAsia="맑은 고딕"/>
+          <w:sz w:val="21"/>
+        </w:rPr>
+        <w:t xml:space="preserve">V$DATAGUARD_PROCESS</w:t>
+      </w:r>
+      <w:r>
+        <w:rPr>
+          <w:rFonts w:ascii="맑은 고딕" w:hAnsi="맑은 고딕" w:eastAsia="맑은 고딕"/>
+          <w:sz w:val="21"/>
+        </w:rPr>
+        <w:t xml:space="preserve">를 제공한다.</w:t>
       </w:r>
     </w:p>
     <w:tbl>
@@ -2569,19 +2919,117 @@
     <w:p>
       <w:r>
         <w:rPr>
+          <w:rFonts w:ascii="Consolas" w:hAnsi="Consolas" w:eastAsia="맑은 고딕"/>
+          <w:sz w:val="21"/>
+        </w:rPr>
+        <w:t xml:space="preserve">ROLE</w:t>
+      </w:r>
+      <w:r>
+        <w:rPr>
           <w:rFonts w:ascii="맑은 고딕" w:hAnsi="맑은 고딕" w:eastAsia="맑은 고딕"/>
           <w:sz w:val="21"/>
         </w:rPr>
-        <w:t>`ROLE` 열이 각 프로세스의 실제 임무를 말해 준다. ARC0은 `archive local`로 로컬 아카이브 전담이고, ARC1~ARC3은 `archive redo`로 원격 전송에 쓰인다. TT04는 `async ORL single`, 즉 온라인 리두 로그에서 읽어 비동기로 보내는 역할이며 상태가 WRITING이다. 지금 이 순간 시퀀스 19의 리두를 boston으로 보내고 있다는 뜻이다. TT00은 `gap manager`로 갭 탐지를 맡고, TT03의 `heartbeat redo informer`는 주기적으로 신호를 보내 연결이 살아 있는지 확인한다.</w:t>
+        <w:t xml:space="preserve"> 열이 각 프로세스의 실제 임무를 말해 준다. ARC0은 </w:t>
+      </w:r>
+      <w:r>
+        <w:rPr>
+          <w:rFonts w:ascii="Consolas" w:hAnsi="Consolas" w:eastAsia="맑은 고딕"/>
+          <w:sz w:val="21"/>
+        </w:rPr>
+        <w:t xml:space="preserve">archive local</w:t>
+      </w:r>
+      <w:r>
+        <w:rPr>
+          <w:rFonts w:ascii="맑은 고딕" w:hAnsi="맑은 고딕" w:eastAsia="맑은 고딕"/>
+          <w:sz w:val="21"/>
+        </w:rPr>
+        <w:t xml:space="preserve">로 로컬 아카이브 전담이고, ARC1~ARC3은 </w:t>
+      </w:r>
+      <w:r>
+        <w:rPr>
+          <w:rFonts w:ascii="Consolas" w:hAnsi="Consolas" w:eastAsia="맑은 고딕"/>
+          <w:sz w:val="21"/>
+        </w:rPr>
+        <w:t xml:space="preserve">archive redo</w:t>
+      </w:r>
+      <w:r>
+        <w:rPr>
+          <w:rFonts w:ascii="맑은 고딕" w:hAnsi="맑은 고딕" w:eastAsia="맑은 고딕"/>
+          <w:sz w:val="21"/>
+        </w:rPr>
+        <w:t xml:space="preserve">로 원격 전송에 쓰인다. TT04는 </w:t>
+      </w:r>
+      <w:r>
+        <w:rPr>
+          <w:rFonts w:ascii="Consolas" w:hAnsi="Consolas" w:eastAsia="맑은 고딕"/>
+          <w:sz w:val="21"/>
+        </w:rPr>
+        <w:t xml:space="preserve">async ORL single</w:t>
+      </w:r>
+      <w:r>
+        <w:rPr>
+          <w:rFonts w:ascii="맑은 고딕" w:hAnsi="맑은 고딕" w:eastAsia="맑은 고딕"/>
+          <w:sz w:val="21"/>
+        </w:rPr>
+        <w:t xml:space="preserve">, 즉 온라인 리두 로그에서 읽어 비동기로 보내는 역할이며 상태가 WRITING이다. 지금 이 순간 시퀀스 19의 리두를 boston으로 보내고 있다는 뜻이다. TT00은 </w:t>
+      </w:r>
+      <w:r>
+        <w:rPr>
+          <w:rFonts w:ascii="Consolas" w:hAnsi="Consolas" w:eastAsia="맑은 고딕"/>
+          <w:sz w:val="21"/>
+        </w:rPr>
+        <w:t xml:space="preserve">gap manager</w:t>
+      </w:r>
+      <w:r>
+        <w:rPr>
+          <w:rFonts w:ascii="맑은 고딕" w:hAnsi="맑은 고딕" w:eastAsia="맑은 고딕"/>
+          <w:sz w:val="21"/>
+        </w:rPr>
+        <w:t xml:space="preserve">로 갭 탐지를 맡고, TT03의 </w:t>
+      </w:r>
+      <w:r>
+        <w:rPr>
+          <w:rFonts w:ascii="Consolas" w:hAnsi="Consolas" w:eastAsia="맑은 고딕"/>
+          <w:sz w:val="21"/>
+        </w:rPr>
+        <w:t xml:space="preserve">heartbeat redo informer</w:t>
+      </w:r>
+      <w:r>
+        <w:rPr>
+          <w:rFonts w:ascii="맑은 고딕" w:hAnsi="맑은 고딕" w:eastAsia="맑은 고딕"/>
+          <w:sz w:val="21"/>
+        </w:rPr>
+        <w:t xml:space="preserve">는 주기적으로 신호를 보내 연결이 살아 있는지 확인한다.</w:t>
       </w:r>
     </w:p>
     <w:p>
       <w:r>
         <w:rPr>
+          <w:rFonts w:ascii="Consolas" w:hAnsi="Consolas" w:eastAsia="맑은 고딕"/>
+          <w:sz w:val="21"/>
+        </w:rPr>
+        <w:t xml:space="preserve">V$MANAGED_STANDBY</w:t>
+      </w:r>
+      <w:r>
+        <w:rPr>
           <w:rFonts w:ascii="맑은 고딕" w:hAnsi="맑은 고딕" w:eastAsia="맑은 고딕"/>
           <w:sz w:val="21"/>
         </w:rPr>
-        <w:t>`V$MANAGED_STANDBY`는 오래된 뷰이고 19c의 권장 뷰는 `V$DATAGUARD_PROCESS`다. 전자는 ARCH·LNS·DGRD 같은 굵은 분류만 주지만 후자는 위와 같이 세부 역할을 준다. 15장에서 다시 다룬다.</w:t>
+        <w:t xml:space="preserve">는 오래된 뷰이고 19c의 권장 뷰는 </w:t>
+      </w:r>
+      <w:r>
+        <w:rPr>
+          <w:rFonts w:ascii="Consolas" w:hAnsi="Consolas" w:eastAsia="맑은 고딕"/>
+          <w:sz w:val="21"/>
+        </w:rPr>
+        <w:t xml:space="preserve">V$DATAGUARD_PROCESS</w:t>
+      </w:r>
+      <w:r>
+        <w:rPr>
+          <w:rFonts w:ascii="맑은 고딕" w:hAnsi="맑은 고딕" w:eastAsia="맑은 고딕"/>
+          <w:sz w:val="21"/>
+        </w:rPr>
+        <w:t xml:space="preserve">다. 전자는 ARCH·LNS·DGRD 같은 굵은 분류만 주지만 후자는 위와 같이 세부 역할을 준다. 15장에서 다시 다룬다.</w:t>
       </w:r>
     </w:p>
     <w:p>
@@ -2730,7 +3178,21 @@
                 <w:rFonts w:ascii="맑은 고딕" w:hAnsi="맑은 고딕" w:eastAsia="맑은 고딕"/>
                 <w:sz w:val="19"/>
               </w:rPr>
-              <w:t>Managed Recovery Process. physical standby 전용으로, 리두를 데이터 파일에 적용한다. `DISCONNECT` 절을 주면 백그라운드 프로세스로 뜨고, 주지 않으면 해당 세션이 전면에서 복구를 수행한다</w:t>
+              <w:t xml:space="preserve">Managed Recovery Process. physical standby 전용으로, 리두를 데이터 파일에 적용한다. </w:t>
+            </w:r>
+            <w:r>
+              <w:rPr>
+                <w:rFonts w:ascii="Consolas" w:hAnsi="Consolas" w:eastAsia="맑은 고딕"/>
+                <w:sz w:val="19"/>
+              </w:rPr>
+              <w:t xml:space="preserve">DISCONNECT</w:t>
+            </w:r>
+            <w:r>
+              <w:rPr>
+                <w:rFonts w:ascii="맑은 고딕" w:hAnsi="맑은 고딕" w:eastAsia="맑은 고딕"/>
+                <w:sz w:val="19"/>
+              </w:rPr>
+              <w:t xml:space="preserve"> 절을 주면 백그라운드 프로세스로 뜨고, 주지 않으면 해당 세션이 전면에서 복구를 수행한다</w:t>
             </w:r>
           </w:p>
         </w:tc>
@@ -3314,7 +3776,105 @@
           <w:rFonts w:ascii="맑은 고딕" w:hAnsi="맑은 고딕" w:eastAsia="맑은 고딕"/>
           <w:sz w:val="21"/>
         </w:rPr>
-        <w:t>이 출력의 `CLIENT_ROLE` 열이 특히 유용하다. Standby의 각 rfs 프로세스가 Primary의 어느 프로세스와 짝을 이루는지 알려 준다. `RFS async`는 Primary의 `async ORL single`(TT04)과, `RFS ping`은 `gap manager`(TT00)와, `RFS archive`는 `archive gap`과 연결되어 있다. 앞서 Primary에서 본 프로세스 목록과 이 열을 대조하면 리두가 어느 경로로 흘러오는지 양쪽에서 확인할 수 있다.</w:t>
+        <w:t xml:space="preserve">이 출력의 </w:t>
+      </w:r>
+      <w:r>
+        <w:rPr>
+          <w:rFonts w:ascii="Consolas" w:hAnsi="Consolas" w:eastAsia="맑은 고딕"/>
+          <w:sz w:val="21"/>
+        </w:rPr>
+        <w:t xml:space="preserve">CLIENT_ROLE</w:t>
+      </w:r>
+      <w:r>
+        <w:rPr>
+          <w:rFonts w:ascii="맑은 고딕" w:hAnsi="맑은 고딕" w:eastAsia="맑은 고딕"/>
+          <w:sz w:val="21"/>
+        </w:rPr>
+        <w:t xml:space="preserve"> 열이 특히 유용하다. Standby의 각 rfs 프로세스가 Primary의 어느 프로세스와 짝을 이루는지 알려 준다. </w:t>
+      </w:r>
+      <w:r>
+        <w:rPr>
+          <w:rFonts w:ascii="Consolas" w:hAnsi="Consolas" w:eastAsia="맑은 고딕"/>
+          <w:sz w:val="21"/>
+        </w:rPr>
+        <w:t xml:space="preserve">RFS async</w:t>
+      </w:r>
+      <w:r>
+        <w:rPr>
+          <w:rFonts w:ascii="맑은 고딕" w:hAnsi="맑은 고딕" w:eastAsia="맑은 고딕"/>
+          <w:sz w:val="21"/>
+        </w:rPr>
+        <w:t xml:space="preserve">는 Primary의 </w:t>
+      </w:r>
+      <w:r>
+        <w:rPr>
+          <w:rFonts w:ascii="Consolas" w:hAnsi="Consolas" w:eastAsia="맑은 고딕"/>
+          <w:sz w:val="21"/>
+        </w:rPr>
+        <w:t xml:space="preserve">async ORL single</w:t>
+      </w:r>
+      <w:r>
+        <w:rPr>
+          <w:rFonts w:ascii="맑은 고딕" w:hAnsi="맑은 고딕" w:eastAsia="맑은 고딕"/>
+          <w:sz w:val="21"/>
+        </w:rPr>
+        <w:t xml:space="preserve">(TT04)과, </w:t>
+      </w:r>
+      <w:r>
+        <w:rPr>
+          <w:rFonts w:ascii="Consolas" w:hAnsi="Consolas" w:eastAsia="맑은 고딕"/>
+          <w:sz w:val="21"/>
+        </w:rPr>
+        <w:t xml:space="preserve">RFS ping</w:t>
+      </w:r>
+      <w:r>
+        <w:rPr>
+          <w:rFonts w:ascii="맑은 고딕" w:hAnsi="맑은 고딕" w:eastAsia="맑은 고딕"/>
+          <w:sz w:val="21"/>
+        </w:rPr>
+        <w:t xml:space="preserve">은 </w:t>
+      </w:r>
+      <w:r>
+        <w:rPr>
+          <w:rFonts w:ascii="Consolas" w:hAnsi="Consolas" w:eastAsia="맑은 고딕"/>
+          <w:sz w:val="21"/>
+        </w:rPr>
+        <w:t xml:space="preserve">gap manager</w:t>
+      </w:r>
+      <w:r>
+        <w:rPr>
+          <w:rFonts w:ascii="맑은 고딕" w:hAnsi="맑은 고딕" w:eastAsia="맑은 고딕"/>
+          <w:sz w:val="21"/>
+        </w:rPr>
+        <w:t xml:space="preserve">(TT00)와, </w:t>
+      </w:r>
+      <w:r>
+        <w:rPr>
+          <w:rFonts w:ascii="Consolas" w:hAnsi="Consolas" w:eastAsia="맑은 고딕"/>
+          <w:sz w:val="21"/>
+        </w:rPr>
+        <w:t xml:space="preserve">RFS archive</w:t>
+      </w:r>
+      <w:r>
+        <w:rPr>
+          <w:rFonts w:ascii="맑은 고딕" w:hAnsi="맑은 고딕" w:eastAsia="맑은 고딕"/>
+          <w:sz w:val="21"/>
+        </w:rPr>
+        <w:t xml:space="preserve">는 </w:t>
+      </w:r>
+      <w:r>
+        <w:rPr>
+          <w:rFonts w:ascii="Consolas" w:hAnsi="Consolas" w:eastAsia="맑은 고딕"/>
+          <w:sz w:val="21"/>
+        </w:rPr>
+        <w:t xml:space="preserve">archive gap</w:t>
+      </w:r>
+      <w:r>
+        <w:rPr>
+          <w:rFonts w:ascii="맑은 고딕" w:hAnsi="맑은 고딕" w:eastAsia="맑은 고딕"/>
+          <w:sz w:val="21"/>
+        </w:rPr>
+        <w:t xml:space="preserve">과 연결되어 있다. 앞서 Primary에서 본 프로세스 목록과 이 열을 대조하면 리두가 어느 경로로 흘러오는지 양쪽에서 확인할 수 있다.</w:t>
       </w:r>
     </w:p>
     <w:p>
@@ -3323,7 +3883,21 @@
           <w:rFonts w:ascii="맑은 고딕" w:hAnsi="맑은 고딕" w:eastAsia="맑은 고딕"/>
           <w:sz w:val="21"/>
         </w:rPr>
-        <w:t>MRP0 자체는 IDLE이고 실제 적용은 PR00이 하고 있는 점도 눈여겨볼 만하다. MRP0은 조율자이고, `recovery logmerger`인 PR00이 리두를 병합해 읽으며 PR01~PR04가 적용 슬레이브로 대기한다. OS 수준에서도 같은 구조가 보인다.</w:t>
+        <w:t xml:space="preserve">MRP0 자체는 IDLE이고 실제 적용은 PR00이 하고 있는 점도 눈여겨볼 만하다. MRP0은 조율자이고, </w:t>
+      </w:r>
+      <w:r>
+        <w:rPr>
+          <w:rFonts w:ascii="Consolas" w:hAnsi="Consolas" w:eastAsia="맑은 고딕"/>
+          <w:sz w:val="21"/>
+        </w:rPr>
+        <w:t xml:space="preserve">recovery logmerger</w:t>
+      </w:r>
+      <w:r>
+        <w:rPr>
+          <w:rFonts w:ascii="맑은 고딕" w:hAnsi="맑은 고딕" w:eastAsia="맑은 고딕"/>
+          <w:sz w:val="21"/>
+        </w:rPr>
+        <w:t xml:space="preserve">인 PR00이 리두를 병합해 읽으며 PR01~PR04가 적용 슬레이브로 대기한다. OS 수준에서도 같은 구조가 보인다.</w:t>
       </w:r>
     </w:p>
     <w:tbl>
@@ -3483,7 +4057,35 @@
                 <w:rFonts w:ascii="맑은 고딕" w:hAnsi="맑은 고딕" w:eastAsia="맑은 고딕"/>
                 <w:sz w:val="20"/>
               </w:rPr>
-              <w:t>· MRP는 Standby에만 존재한다. Primary에서 `SELECT process FROM v$managed_standby WHERE process='MRP0'`을 실행하면 `no rows selected`가 나온다. 오류가 아니라 정상이다.</w:t>
+              <w:t xml:space="preserve">· MRP는 Standby에만 존재한다. Primary에서 </w:t>
+            </w:r>
+            <w:r>
+              <w:rPr>
+                <w:rFonts w:ascii="Consolas" w:hAnsi="Consolas" w:eastAsia="맑은 고딕"/>
+                <w:sz w:val="20"/>
+              </w:rPr>
+              <w:t xml:space="preserve">SELECT process FROM v$managed_standby WHERE process='MRP0'</w:t>
+            </w:r>
+            <w:r>
+              <w:rPr>
+                <w:rFonts w:ascii="맑은 고딕" w:hAnsi="맑은 고딕" w:eastAsia="맑은 고딕"/>
+                <w:sz w:val="20"/>
+              </w:rPr>
+              <w:t xml:space="preserve">을 실행하면 </w:t>
+            </w:r>
+            <w:r>
+              <w:rPr>
+                <w:rFonts w:ascii="Consolas" w:hAnsi="Consolas" w:eastAsia="맑은 고딕"/>
+                <w:sz w:val="20"/>
+              </w:rPr>
+              <w:t xml:space="preserve">no rows selected</w:t>
+            </w:r>
+            <w:r>
+              <w:rPr>
+                <w:rFonts w:ascii="맑은 고딕" w:hAnsi="맑은 고딕" w:eastAsia="맑은 고딕"/>
+                <w:sz w:val="20"/>
+              </w:rPr>
+              <w:t xml:space="preserve">가 나온다. 오류가 아니라 정상이다.</w:t>
             </w:r>
           </w:p>
           <w:p>
@@ -3519,7 +4121,21 @@
                 <w:rFonts w:ascii="맑은 고딕" w:hAnsi="맑은 고딕" w:eastAsia="맑은 고딕"/>
                 <w:sz w:val="20"/>
               </w:rPr>
-              <w:t>· `V$DATAGUARD_CONFIG`는 예외적으로 양쪽 모두에서 구성 전체를 보여 준다. 접속한 노드가 헷갈릴 때 이 뷰로 먼저 확인하면 좋다.</w:t>
+              <w:t xml:space="preserve">· </w:t>
+            </w:r>
+            <w:r>
+              <w:rPr>
+                <w:rFonts w:ascii="Consolas" w:hAnsi="Consolas" w:eastAsia="맑은 고딕"/>
+                <w:sz w:val="20"/>
+              </w:rPr>
+              <w:t xml:space="preserve">V$DATAGUARD_CONFIG</w:t>
+            </w:r>
+            <w:r>
+              <w:rPr>
+                <w:rFonts w:ascii="맑은 고딕" w:hAnsi="맑은 고딕" w:eastAsia="맑은 고딕"/>
+                <w:sz w:val="20"/>
+              </w:rPr>
+              <w:t xml:space="preserve">는 예외적으로 양쪽 모두에서 구성 전체를 보여 준다. 접속한 노드가 헷갈릴 때 이 뷰로 먼저 확인하면 좋다.</w:t>
             </w:r>
           </w:p>
         </w:tc>
@@ -3549,7 +4165,49 @@
           <w:rFonts w:ascii="맑은 고딕" w:hAnsi="맑은 고딕" w:eastAsia="맑은 고딕"/>
           <w:sz w:val="21"/>
         </w:rPr>
-        <w:t>Data Guard는 갭을 자동으로 탐지하고 해소한다. 연결이 복구되면 Primary의 ARCn(또는 `gap manager` 역할을 맡은 TTnn)이 Standby에 무엇이 빠졌는지 확인하고 해당 아카이브 리두 로그를 다시 보낸다. DBA의 수동 개입 없이 동기화가 회복된다. 앞서 실측에서 본 TT00의 `gap manager` 역할과 Standby의 `RFS ping`이 이 흐름을 담당한다.</w:t>
+        <w:t xml:space="preserve">Data Guard는 갭을 자동으로 탐지하고 해소한다. 연결이 복구되면 Primary의 ARCn(또는 </w:t>
+      </w:r>
+      <w:r>
+        <w:rPr>
+          <w:rFonts w:ascii="Consolas" w:hAnsi="Consolas" w:eastAsia="맑은 고딕"/>
+          <w:sz w:val="21"/>
+        </w:rPr>
+        <w:t xml:space="preserve">gap manager</w:t>
+      </w:r>
+      <w:r>
+        <w:rPr>
+          <w:rFonts w:ascii="맑은 고딕" w:hAnsi="맑은 고딕" w:eastAsia="맑은 고딕"/>
+          <w:sz w:val="21"/>
+        </w:rPr>
+        <w:t xml:space="preserve"> 역할을 맡은 TTnn)이 Standby에 무엇이 빠졌는지 확인하고 해당 아카이브 리두 로그를 다시 보낸다. DBA의 수동 개입 없이 동기화가 회복된다. 앞서 실측에서 본 TT00의 </w:t>
+      </w:r>
+      <w:r>
+        <w:rPr>
+          <w:rFonts w:ascii="Consolas" w:hAnsi="Consolas" w:eastAsia="맑은 고딕"/>
+          <w:sz w:val="21"/>
+        </w:rPr>
+        <w:t xml:space="preserve">gap manager</w:t>
+      </w:r>
+      <w:r>
+        <w:rPr>
+          <w:rFonts w:ascii="맑은 고딕" w:hAnsi="맑은 고딕" w:eastAsia="맑은 고딕"/>
+          <w:sz w:val="21"/>
+        </w:rPr>
+        <w:t xml:space="preserve"> 역할과 Standby의 </w:t>
+      </w:r>
+      <w:r>
+        <w:rPr>
+          <w:rFonts w:ascii="Consolas" w:hAnsi="Consolas" w:eastAsia="맑은 고딕"/>
+          <w:sz w:val="21"/>
+        </w:rPr>
+        <w:t xml:space="preserve">RFS ping</w:t>
+      </w:r>
+      <w:r>
+        <w:rPr>
+          <w:rFonts w:ascii="맑은 고딕" w:hAnsi="맑은 고딕" w:eastAsia="맑은 고딕"/>
+          <w:sz w:val="21"/>
+        </w:rPr>
+        <w:t xml:space="preserve">이 이 흐름을 담당한다.</w:t>
       </w:r>
     </w:p>
     <w:p>
@@ -3788,7 +4446,35 @@
           <w:rFonts w:ascii="맑은 고딕" w:hAnsi="맑은 고딕" w:eastAsia="맑은 고딕"/>
           <w:sz w:val="21"/>
         </w:rPr>
-        <w:t>Maximum Performance는 기본값이며 실습 환경도 이 모드다. 로컬 리두 기록만으로 커밋이 끝나므로 Primary 성능 영향이 가장 작고, 대신 Primary가 갑자기 사라지면 전송되지 못한 리두만큼 손실이 생긴다. 앞선 조회에서 `PROTECTION_MODE`와 `PROTECTION_LEVEL`이 둘 다 MAXIMUM PERFORMANCE였다. 두 열이 따로 있는 이유는 설정값과 실제 수준이 어긋날 수 있기 때문이며, 이를 읽는 법이 2장의 주제다.</w:t>
+        <w:t xml:space="preserve">Maximum Performance는 기본값이며 실습 환경도 이 모드다. 로컬 리두 기록만으로 커밋이 끝나므로 Primary 성능 영향이 가장 작고, 대신 Primary가 갑자기 사라지면 전송되지 못한 리두만큼 손실이 생긴다. 앞선 조회에서 </w:t>
+      </w:r>
+      <w:r>
+        <w:rPr>
+          <w:rFonts w:ascii="Consolas" w:hAnsi="Consolas" w:eastAsia="맑은 고딕"/>
+          <w:sz w:val="21"/>
+        </w:rPr>
+        <w:t xml:space="preserve">PROTECTION_MODE</w:t>
+      </w:r>
+      <w:r>
+        <w:rPr>
+          <w:rFonts w:ascii="맑은 고딕" w:hAnsi="맑은 고딕" w:eastAsia="맑은 고딕"/>
+          <w:sz w:val="21"/>
+        </w:rPr>
+        <w:t xml:space="preserve">와 </w:t>
+      </w:r>
+      <w:r>
+        <w:rPr>
+          <w:rFonts w:ascii="Consolas" w:hAnsi="Consolas" w:eastAsia="맑은 고딕"/>
+          <w:sz w:val="21"/>
+        </w:rPr>
+        <w:t xml:space="preserve">PROTECTION_LEVEL</w:t>
+      </w:r>
+      <w:r>
+        <w:rPr>
+          <w:rFonts w:ascii="맑은 고딕" w:hAnsi="맑은 고딕" w:eastAsia="맑은 고딕"/>
+          <w:sz w:val="21"/>
+        </w:rPr>
+        <w:t xml:space="preserve">이 둘 다 MAXIMUM PERFORMANCE였다. 두 열이 따로 있는 이유는 설정값과 실제 수준이 어긋날 수 있기 때문이며, 이를 읽는 법이 2장의 주제다.</w:t>
       </w:r>
     </w:p>
     <w:p>
@@ -4608,10 +5294,115 @@
     <w:p>
       <w:r>
         <w:rPr>
+          <w:rFonts w:ascii="Consolas" w:hAnsi="Consolas" w:eastAsia="맑은 고딕"/>
+          <w:sz w:val="21"/>
+        </w:rPr>
+        <w:t xml:space="preserve">DB_NAME</w:t>
+      </w:r>
+      <w:r>
+        <w:rPr>
           <w:rFonts w:ascii="맑은 고딕" w:hAnsi="맑은 고딕" w:eastAsia="맑은 고딕"/>
           <w:sz w:val="21"/>
         </w:rPr>
-        <w:t>`DB_NAME`과 `DB_BLOCK_SIZE`, `COMPATIBLE`은 양쪽이 같아야 한다. `DB_UNIQUE_NAME`은 반드시 달라야 한다. `LOG_ARCHIVE_CONFIG`의 `DG_CONFIG`에는 구성에 속한 모든 `DB_UNIQUE_NAME`을 나열하며 양쪽에 같은 목록을 넣는다. `REMOTE_LOGIN_PASSWORDFILE`이 EXCLUSIVE여야 SYS로 원격 접속해 리두를 전송할 수 있다. 이 파라미터들의 의미와 설정은 3장과 4장에서 다룬다.</w:t>
+        <w:t xml:space="preserve">과 </w:t>
+      </w:r>
+      <w:r>
+        <w:rPr>
+          <w:rFonts w:ascii="Consolas" w:hAnsi="Consolas" w:eastAsia="맑은 고딕"/>
+          <w:sz w:val="21"/>
+        </w:rPr>
+        <w:t xml:space="preserve">DB_BLOCK_SIZE</w:t>
+      </w:r>
+      <w:r>
+        <w:rPr>
+          <w:rFonts w:ascii="맑은 고딕" w:hAnsi="맑은 고딕" w:eastAsia="맑은 고딕"/>
+          <w:sz w:val="21"/>
+        </w:rPr>
+        <w:t xml:space="preserve">, </w:t>
+      </w:r>
+      <w:r>
+        <w:rPr>
+          <w:rFonts w:ascii="Consolas" w:hAnsi="Consolas" w:eastAsia="맑은 고딕"/>
+          <w:sz w:val="21"/>
+        </w:rPr>
+        <w:t xml:space="preserve">COMPATIBLE</w:t>
+      </w:r>
+      <w:r>
+        <w:rPr>
+          <w:rFonts w:ascii="맑은 고딕" w:hAnsi="맑은 고딕" w:eastAsia="맑은 고딕"/>
+          <w:sz w:val="21"/>
+        </w:rPr>
+        <w:t xml:space="preserve">은 양쪽이 같아야 한다. </w:t>
+      </w:r>
+      <w:r>
+        <w:rPr>
+          <w:rFonts w:ascii="Consolas" w:hAnsi="Consolas" w:eastAsia="맑은 고딕"/>
+          <w:sz w:val="21"/>
+        </w:rPr>
+        <w:t xml:space="preserve">DB_UNIQUE_NAME</w:t>
+      </w:r>
+      <w:r>
+        <w:rPr>
+          <w:rFonts w:ascii="맑은 고딕" w:hAnsi="맑은 고딕" w:eastAsia="맑은 고딕"/>
+          <w:sz w:val="21"/>
+        </w:rPr>
+        <w:t xml:space="preserve">은 반드시 달라야 한다. </w:t>
+      </w:r>
+      <w:r>
+        <w:rPr>
+          <w:rFonts w:ascii="Consolas" w:hAnsi="Consolas" w:eastAsia="맑은 고딕"/>
+          <w:sz w:val="21"/>
+        </w:rPr>
+        <w:t xml:space="preserve">LOG_ARCHIVE_CONFIG</w:t>
+      </w:r>
+      <w:r>
+        <w:rPr>
+          <w:rFonts w:ascii="맑은 고딕" w:hAnsi="맑은 고딕" w:eastAsia="맑은 고딕"/>
+          <w:sz w:val="21"/>
+        </w:rPr>
+        <w:t xml:space="preserve">의 </w:t>
+      </w:r>
+      <w:r>
+        <w:rPr>
+          <w:rFonts w:ascii="Consolas" w:hAnsi="Consolas" w:eastAsia="맑은 고딕"/>
+          <w:sz w:val="21"/>
+        </w:rPr>
+        <w:t xml:space="preserve">DG_CONFIG</w:t>
+      </w:r>
+      <w:r>
+        <w:rPr>
+          <w:rFonts w:ascii="맑은 고딕" w:hAnsi="맑은 고딕" w:eastAsia="맑은 고딕"/>
+          <w:sz w:val="21"/>
+        </w:rPr>
+        <w:t xml:space="preserve">에는 구성에 속한 모든 </w:t>
+      </w:r>
+      <w:r>
+        <w:rPr>
+          <w:rFonts w:ascii="Consolas" w:hAnsi="Consolas" w:eastAsia="맑은 고딕"/>
+          <w:sz w:val="21"/>
+        </w:rPr>
+        <w:t xml:space="preserve">DB_UNIQUE_NAME</w:t>
+      </w:r>
+      <w:r>
+        <w:rPr>
+          <w:rFonts w:ascii="맑은 고딕" w:hAnsi="맑은 고딕" w:eastAsia="맑은 고딕"/>
+          <w:sz w:val="21"/>
+        </w:rPr>
+        <w:t xml:space="preserve">을 나열하며 양쪽에 같은 목록을 넣는다. </w:t>
+      </w:r>
+      <w:r>
+        <w:rPr>
+          <w:rFonts w:ascii="Consolas" w:hAnsi="Consolas" w:eastAsia="맑은 고딕"/>
+          <w:sz w:val="21"/>
+        </w:rPr>
+        <w:t xml:space="preserve">REMOTE_LOGIN_PASSWORDFILE</w:t>
+      </w:r>
+      <w:r>
+        <w:rPr>
+          <w:rFonts w:ascii="맑은 고딕" w:hAnsi="맑은 고딕" w:eastAsia="맑은 고딕"/>
+          <w:sz w:val="21"/>
+        </w:rPr>
+        <w:t xml:space="preserve">이 EXCLUSIVE여야 SYS로 원격 접속해 리두를 전송할 수 있다. 이 파라미터들의 의미와 설정은 3장과 4장에서 다룬다.</w:t>
       </w:r>
     </w:p>
     <w:tbl>
@@ -4648,7 +5439,21 @@
                 <w:rFonts w:ascii="맑은 고딕" w:hAnsi="맑은 고딕" w:eastAsia="맑은 고딕"/>
                 <w:sz w:val="20"/>
               </w:rPr>
-              <w:t>· 두 노드의 릴리스가 완전히 같은지 `BANNER_FULL`로 확인한다. 19.3과 19.8은 다른 릴리스다.</w:t>
+              <w:t xml:space="preserve">· 두 노드의 릴리스가 완전히 같은지 </w:t>
+            </w:r>
+            <w:r>
+              <w:rPr>
+                <w:rFonts w:ascii="Consolas" w:hAnsi="Consolas" w:eastAsia="맑은 고딕"/>
+                <w:sz w:val="20"/>
+              </w:rPr>
+              <w:t xml:space="preserve">BANNER_FULL</w:t>
+            </w:r>
+            <w:r>
+              <w:rPr>
+                <w:rFonts w:ascii="맑은 고딕" w:hAnsi="맑은 고딕" w:eastAsia="맑은 고딕"/>
+                <w:sz w:val="20"/>
+              </w:rPr>
+              <w:t xml:space="preserve">로 확인한다. 19.3과 19.8은 다른 릴리스다.</w:t>
             </w:r>
           </w:p>
           <w:p>
@@ -4660,7 +5465,35 @@
                 <w:rFonts w:ascii="맑은 고딕" w:hAnsi="맑은 고딕" w:eastAsia="맑은 고딕"/>
                 <w:sz w:val="20"/>
               </w:rPr>
-              <w:t>· 엔디안이 같은지 확인한다. `V$TRANSPORTABLE_PLATFORM`을 `V$DATABASE`와 조인하면 한 번에 나온다.</w:t>
+              <w:t xml:space="preserve">· 엔디안이 같은지 확인한다. </w:t>
+            </w:r>
+            <w:r>
+              <w:rPr>
+                <w:rFonts w:ascii="Consolas" w:hAnsi="Consolas" w:eastAsia="맑은 고딕"/>
+                <w:sz w:val="20"/>
+              </w:rPr>
+              <w:t xml:space="preserve">V$TRANSPORTABLE_PLATFORM</w:t>
+            </w:r>
+            <w:r>
+              <w:rPr>
+                <w:rFonts w:ascii="맑은 고딕" w:hAnsi="맑은 고딕" w:eastAsia="맑은 고딕"/>
+                <w:sz w:val="20"/>
+              </w:rPr>
+              <w:t xml:space="preserve">을 </w:t>
+            </w:r>
+            <w:r>
+              <w:rPr>
+                <w:rFonts w:ascii="Consolas" w:hAnsi="Consolas" w:eastAsia="맑은 고딕"/>
+                <w:sz w:val="20"/>
+              </w:rPr>
+              <w:t xml:space="preserve">V$DATABASE</w:t>
+            </w:r>
+            <w:r>
+              <w:rPr>
+                <w:rFonts w:ascii="맑은 고딕" w:hAnsi="맑은 고딕" w:eastAsia="맑은 고딕"/>
+                <w:sz w:val="20"/>
+              </w:rPr>
+              <w:t xml:space="preserve">와 조인하면 한 번에 나온다.</w:t>
             </w:r>
           </w:p>
           <w:p>
@@ -4684,7 +5517,49 @@
                 <w:rFonts w:ascii="맑은 고딕" w:hAnsi="맑은 고딕" w:eastAsia="맑은 고딕"/>
                 <w:sz w:val="20"/>
               </w:rPr>
-              <w:t>· Enterprise Edition인지 확인한다. `V$VERSION`의 배너와 `V$OPTION`의 `Oracle Data Guard` 값을 함께 본다.</w:t>
+              <w:t xml:space="preserve">· Enterprise Edition인지 확인한다. </w:t>
+            </w:r>
+            <w:r>
+              <w:rPr>
+                <w:rFonts w:ascii="Consolas" w:hAnsi="Consolas" w:eastAsia="맑은 고딕"/>
+                <w:sz w:val="20"/>
+              </w:rPr>
+              <w:t xml:space="preserve">V$VERSION</w:t>
+            </w:r>
+            <w:r>
+              <w:rPr>
+                <w:rFonts w:ascii="맑은 고딕" w:hAnsi="맑은 고딕" w:eastAsia="맑은 고딕"/>
+                <w:sz w:val="20"/>
+              </w:rPr>
+              <w:t xml:space="preserve">의 배너와 </w:t>
+            </w:r>
+            <w:r>
+              <w:rPr>
+                <w:rFonts w:ascii="Consolas" w:hAnsi="Consolas" w:eastAsia="맑은 고딕"/>
+                <w:sz w:val="20"/>
+              </w:rPr>
+              <w:t xml:space="preserve">V$OPTION</w:t>
+            </w:r>
+            <w:r>
+              <w:rPr>
+                <w:rFonts w:ascii="맑은 고딕" w:hAnsi="맑은 고딕" w:eastAsia="맑은 고딕"/>
+                <w:sz w:val="20"/>
+              </w:rPr>
+              <w:t xml:space="preserve">의 </w:t>
+            </w:r>
+            <w:r>
+              <w:rPr>
+                <w:rFonts w:ascii="Consolas" w:hAnsi="Consolas" w:eastAsia="맑은 고딕"/>
+                <w:sz w:val="20"/>
+              </w:rPr>
+              <w:t xml:space="preserve">Oracle Data Guard</w:t>
+            </w:r>
+            <w:r>
+              <w:rPr>
+                <w:rFonts w:ascii="맑은 고딕" w:hAnsi="맑은 고딕" w:eastAsia="맑은 고딕"/>
+                <w:sz w:val="20"/>
+              </w:rPr>
+              <w:t xml:space="preserve"> 값을 함께 본다.</w:t>
             </w:r>
           </w:p>
           <w:p>
@@ -4696,7 +5571,21 @@
                 <w:rFonts w:ascii="맑은 고딕" w:hAnsi="맑은 고딕" w:eastAsia="맑은 고딕"/>
                 <w:sz w:val="20"/>
               </w:rPr>
-              <w:t>· 두 노드의 이름 해석이 양방향으로 되는지 확인한다. `/etc/hosts` 또는 DNS에 두 호스트가 모두 등록되어 있어야 한다.</w:t>
+              <w:t xml:space="preserve">· 두 노드의 이름 해석이 양방향으로 되는지 확인한다. </w:t>
+            </w:r>
+            <w:r>
+              <w:rPr>
+                <w:rFonts w:ascii="Consolas" w:hAnsi="Consolas" w:eastAsia="맑은 고딕"/>
+                <w:sz w:val="20"/>
+              </w:rPr>
+              <w:t xml:space="preserve">/etc/hosts</w:t>
+            </w:r>
+            <w:r>
+              <w:rPr>
+                <w:rFonts w:ascii="맑은 고딕" w:hAnsi="맑은 고딕" w:eastAsia="맑은 고딕"/>
+                <w:sz w:val="20"/>
+              </w:rPr>
+              <w:t xml:space="preserve"> 또는 DNS에 두 호스트가 모두 등록되어 있어야 한다.</w:t>
             </w:r>
           </w:p>
         </w:tc>
@@ -5344,7 +6233,21 @@
           <w:rFonts w:ascii="맑은 고딕" w:hAnsi="맑은 고딕" w:eastAsia="맑은 고딕"/>
           <w:sz w:val="21"/>
         </w:rPr>
-        <w:t>어떤 기능을 실제로 썼는지는 `DBA_FEATURE_USAGE_STATISTICS`로 확인한다. 그런데 실습 환경에서 이 뷰를 조회하면 뜻밖의 결과가 나온다.</w:t>
+        <w:t xml:space="preserve">어떤 기능을 실제로 썼는지는 </w:t>
+      </w:r>
+      <w:r>
+        <w:rPr>
+          <w:rFonts w:ascii="Consolas" w:hAnsi="Consolas" w:eastAsia="맑은 고딕"/>
+          <w:sz w:val="21"/>
+        </w:rPr>
+        <w:t xml:space="preserve">DBA_FEATURE_USAGE_STATISTICS</w:t>
+      </w:r>
+      <w:r>
+        <w:rPr>
+          <w:rFonts w:ascii="맑은 고딕" w:hAnsi="맑은 고딕" w:eastAsia="맑은 고딕"/>
+          <w:sz w:val="21"/>
+        </w:rPr>
+        <w:t xml:space="preserve">로 확인한다. 그런데 실습 환경에서 이 뷰를 조회하면 뜻밖의 결과가 나온다.</w:t>
       </w:r>
     </w:p>
     <w:tbl>
@@ -5515,16 +6418,65 @@
           <w:rFonts w:ascii="맑은 고딕" w:hAnsi="맑은 고딕" w:eastAsia="맑은 고딕"/>
           <w:sz w:val="21"/>
         </w:rPr>
-        <w:t>조건에 맞는 행이 없는 정도가 아니라 뷰 전체가 비어 있다. 원인은 멀티테넌트 구조에 있다. 이 데이터베이스는 CDB이고, 기능 사용 통계 수집은 컨테이너별로 이루어진다. CDB$ROOT에서 `DBA_` 뷰를 보면 루트 컨테이너의 행만 보이는데 그곳에는 수집 결과가 없었던 것이다. 컨테이너 전체를 보려면 `CDB_` 뷰를 써야 한다.</w:t>
+        <w:t xml:space="preserve">조건에 맞는 행이 없는 정도가 아니라 뷰 전체가 비어 있다. 원인은 멀티테넌트 구조에 있다. 이 데이터베이스는 CDB이고, 기능 사용 통계 수집은 컨테이너별로 이루어진다. CDB$ROOT에서 </w:t>
+      </w:r>
+      <w:r>
+        <w:rPr>
+          <w:rFonts w:ascii="Consolas" w:hAnsi="Consolas" w:eastAsia="맑은 고딕"/>
+          <w:sz w:val="21"/>
+        </w:rPr>
+        <w:t xml:space="preserve">DBA_</w:t>
+      </w:r>
+      <w:r>
+        <w:rPr>
+          <w:rFonts w:ascii="맑은 고딕" w:hAnsi="맑은 고딕" w:eastAsia="맑은 고딕"/>
+          <w:sz w:val="21"/>
+        </w:rPr>
+        <w:t xml:space="preserve"> 뷰를 보면 루트 컨테이너의 행만 보이는데 그곳에는 수집 결과가 없었던 것이다. 컨테이너 전체를 보려면 </w:t>
+      </w:r>
+      <w:r>
+        <w:rPr>
+          <w:rFonts w:ascii="Consolas" w:hAnsi="Consolas" w:eastAsia="맑은 고딕"/>
+          <w:sz w:val="21"/>
+        </w:rPr>
+        <w:t xml:space="preserve">CDB_</w:t>
+      </w:r>
+      <w:r>
+        <w:rPr>
+          <w:rFonts w:ascii="맑은 고딕" w:hAnsi="맑은 고딕" w:eastAsia="맑은 고딕"/>
+          <w:sz w:val="21"/>
+        </w:rPr>
+        <w:t xml:space="preserve"> 뷰를 써야 한다.</w:t>
       </w:r>
     </w:p>
     <w:p>
       <w:r>
         <w:rPr>
+          <w:rFonts w:ascii="Consolas" w:hAnsi="Consolas" w:eastAsia="맑은 고딕"/>
+          <w:sz w:val="21"/>
+        </w:rPr>
+        <w:t xml:space="preserve">CDB_FEATURE_USAGE_STATISTICS</w:t>
+      </w:r>
+      <w:r>
+        <w:rPr>
           <w:rFonts w:ascii="맑은 고딕" w:hAnsi="맑은 고딕" w:eastAsia="맑은 고딕"/>
           <w:sz w:val="21"/>
         </w:rPr>
-        <w:t>`CDB_FEATURE_USAGE_STATISTICS`를 세어 보면 243개 행이 있고, `CON_ID`로 묶으면 전부 3번 컨테이너, 즉 PDB인 chicago_pdb1에 몰려 있다. 이제 조건을 걸어 다시 조회하면 원하던 이름이 나온다.</w:t>
+        <w:t xml:space="preserve">를 세어 보면 243개 행이 있고, </w:t>
+      </w:r>
+      <w:r>
+        <w:rPr>
+          <w:rFonts w:ascii="Consolas" w:hAnsi="Consolas" w:eastAsia="맑은 고딕"/>
+          <w:sz w:val="21"/>
+        </w:rPr>
+        <w:t xml:space="preserve">CON_ID</w:t>
+      </w:r>
+      <w:r>
+        <w:rPr>
+          <w:rFonts w:ascii="맑은 고딕" w:hAnsi="맑은 고딕" w:eastAsia="맑은 고딕"/>
+          <w:sz w:val="21"/>
+        </w:rPr>
+        <w:t xml:space="preserve">로 묶으면 전부 3번 컨테이너, 즉 PDB인 chicago_pdb1에 몰려 있다. 이제 조건을 걸어 다시 조회하면 원하던 이름이 나온다.</w:t>
       </w:r>
     </w:p>
     <w:tbl>
@@ -5708,7 +6660,21 @@
           <w:rFonts w:ascii="맑은 고딕" w:hAnsi="맑은 고딕" w:eastAsia="맑은 고딕"/>
           <w:sz w:val="21"/>
         </w:rPr>
-        <w:t>기능 이름은 확인됐지만 `DETECTED_USAGES`가 모두 0이다. Standby를 READ ONLY WITH APPLY로 열어 두고 실제로 조회까지 했는데도 0이다. 이것은 오류가 아니라 이 뷰의 성질이다. 사용 이력 수집은 MMON이 주간 단위로 수행하는 샘플링에 의존하고, Real-Time Query의 사용은 Standby 쪽에서 일어나는데 읽기 전용으로 열린 Standby는 자기 딕셔너리에 기록을 남길 수 없다.</w:t>
+        <w:t xml:space="preserve">기능 이름은 확인됐지만 </w:t>
+      </w:r>
+      <w:r>
+        <w:rPr>
+          <w:rFonts w:ascii="Consolas" w:hAnsi="Consolas" w:eastAsia="맑은 고딕"/>
+          <w:sz w:val="21"/>
+        </w:rPr>
+        <w:t xml:space="preserve">DETECTED_USAGES</w:t>
+      </w:r>
+      <w:r>
+        <w:rPr>
+          <w:rFonts w:ascii="맑은 고딕" w:hAnsi="맑은 고딕" w:eastAsia="맑은 고딕"/>
+          <w:sz w:val="21"/>
+        </w:rPr>
+        <w:t xml:space="preserve">가 모두 0이다. Standby를 READ ONLY WITH APPLY로 열어 두고 실제로 조회까지 했는데도 0이다. 이것은 오류가 아니라 이 뷰의 성질이다. 사용 이력 수집은 MMON이 주간 단위로 수행하는 샘플링에 의존하고, Real-Time Query의 사용은 Standby 쪽에서 일어나는데 읽기 전용으로 열린 Standby는 자기 딕셔너리에 기록을 남길 수 없다.</w:t>
       </w:r>
     </w:p>
     <w:p>
@@ -5717,7 +6683,35 @@
           <w:rFonts w:ascii="맑은 고딕" w:hAnsi="맑은 고딕" w:eastAsia="맑은 고딕"/>
           <w:sz w:val="21"/>
         </w:rPr>
-        <w:t>따라서 Active Data Guard를 실제로 쓰고 있는지 감사하려면 이 뷰 하나에 의존해서는 안 된다. 확실한 근거는 Standby의 `V$DATABASE.OPEN_MODE`다. 그 값이 READ ONLY WITH APPLY라면 옵션을 사용 중인 것이다. 라이선스 실사에 대비한다면 이 값과 함께 `V$OPTION`도 확인해 둔다.</w:t>
+        <w:t xml:space="preserve">따라서 Active Data Guard를 실제로 쓰고 있는지 감사하려면 이 뷰 하나에 의존해서는 안 된다. 확실한 근거는 Standby의 </w:t>
+      </w:r>
+      <w:r>
+        <w:rPr>
+          <w:rFonts w:ascii="Consolas" w:hAnsi="Consolas" w:eastAsia="맑은 고딕"/>
+          <w:sz w:val="21"/>
+        </w:rPr>
+        <w:t xml:space="preserve">V$DATABASE.OPEN_MODE</w:t>
+      </w:r>
+      <w:r>
+        <w:rPr>
+          <w:rFonts w:ascii="맑은 고딕" w:hAnsi="맑은 고딕" w:eastAsia="맑은 고딕"/>
+          <w:sz w:val="21"/>
+        </w:rPr>
+        <w:t xml:space="preserve">다. 그 값이 READ ONLY WITH APPLY라면 옵션을 사용 중인 것이다. 라이선스 실사에 대비한다면 이 값과 함께 </w:t>
+      </w:r>
+      <w:r>
+        <w:rPr>
+          <w:rFonts w:ascii="Consolas" w:hAnsi="Consolas" w:eastAsia="맑은 고딕"/>
+          <w:sz w:val="21"/>
+        </w:rPr>
+        <w:t xml:space="preserve">V$OPTION</w:t>
+      </w:r>
+      <w:r>
+        <w:rPr>
+          <w:rFonts w:ascii="맑은 고딕" w:hAnsi="맑은 고딕" w:eastAsia="맑은 고딕"/>
+          <w:sz w:val="21"/>
+        </w:rPr>
+        <w:t xml:space="preserve">도 확인해 둔다.</w:t>
       </w:r>
     </w:p>
     <w:tbl>
@@ -5875,7 +6869,21 @@
           <w:rFonts w:ascii="맑은 고딕" w:hAnsi="맑은 고딕" w:eastAsia="맑은 고딕"/>
           <w:sz w:val="21"/>
         </w:rPr>
-        <w:t>다만 `V$OPTION`의 TRUE는 "바이너리에 이 기능이 링크되어 있다"는 뜻이지 "라이선스를 보유했다"는 뜻이 아니다. Enterprise Edition을 설치하면 대부분의 옵션이 TRUE로 나타난다. 기술적 가용성과 계약상 사용 권한은 별개이며, 이 구분은 Tuning 과정의 Diagnostics Pack에서와 동일한 원칙이다.</w:t>
+        <w:t xml:space="preserve">다만 </w:t>
+      </w:r>
+      <w:r>
+        <w:rPr>
+          <w:rFonts w:ascii="Consolas" w:hAnsi="Consolas" w:eastAsia="맑은 고딕"/>
+          <w:sz w:val="21"/>
+        </w:rPr>
+        <w:t xml:space="preserve">V$OPTION</w:t>
+      </w:r>
+      <w:r>
+        <w:rPr>
+          <w:rFonts w:ascii="맑은 고딕" w:hAnsi="맑은 고딕" w:eastAsia="맑은 고딕"/>
+          <w:sz w:val="21"/>
+        </w:rPr>
+        <w:t xml:space="preserve">의 TRUE는 "바이너리에 이 기능이 링크되어 있다"는 뜻이지 "라이선스를 보유했다"는 뜻이 아니다. Enterprise Edition을 설치하면 대부분의 옵션이 TRUE로 나타난다. 기술적 가용성과 계약상 사용 권한은 별개이며, 이 구분은 Tuning 과정의 Diagnostics Pack에서와 동일한 원칙이다.</w:t>
       </w:r>
     </w:p>
     <w:tbl>
@@ -5936,7 +6944,21 @@
                 <w:rFonts w:ascii="맑은 고딕" w:hAnsi="맑은 고딕" w:eastAsia="맑은 고딕"/>
                 <w:sz w:val="20"/>
               </w:rPr>
-              <w:t>· 옵션 미보유 환경을 위한 대안 경로를 9장과 10장 후반에 함께 실었다. Standby에서 조회하는 대신 Primary에서 `V$DATAGUARD_STATS`로 지연을 확인하는 경로, Far Sync 없이 캐스케이딩만으로 구성하는 경로다.</w:t>
+              <w:t xml:space="preserve">· 옵션 미보유 환경을 위한 대안 경로를 9장과 10장 후반에 함께 실었다. Standby에서 조회하는 대신 Primary에서 </w:t>
+            </w:r>
+            <w:r>
+              <w:rPr>
+                <w:rFonts w:ascii="Consolas" w:hAnsi="Consolas" w:eastAsia="맑은 고딕"/>
+                <w:sz w:val="20"/>
+              </w:rPr>
+              <w:t xml:space="preserve">V$DATAGUARD_STATS</w:t>
+            </w:r>
+            <w:r>
+              <w:rPr>
+                <w:rFonts w:ascii="맑은 고딕" w:hAnsi="맑은 고딕" w:eastAsia="맑은 고딕"/>
+                <w:sz w:val="20"/>
+              </w:rPr>
+              <w:t xml:space="preserve">로 지연을 확인하는 경로, Far Sync 없이 캐스케이딩만으로 구성하는 경로다.</w:t>
             </w:r>
           </w:p>
           <w:p>
@@ -5978,7 +7000,21 @@
           <w:rFonts w:ascii="맑은 고딕" w:hAnsi="맑은 고딕" w:eastAsia="맑은 고딕"/>
           <w:sz w:val="21"/>
         </w:rPr>
-        <w:t>Broker를 쓰지 않으면 SQL 명령으로 관리한다. 파라미터를 직접 설정하고, MRP를 직접 기동·중지하며, 역할 전환도 `ALTER DATABASE` 문으로 단계를 밟는다. 4장부터 12장까지가 이 방식이며, 내부 동작이 그대로 드러나므로 배우기에 좋다.</w:t>
+        <w:t xml:space="preserve">Broker를 쓰지 않으면 SQL 명령으로 관리한다. 파라미터를 직접 설정하고, MRP를 직접 기동·중지하며, 역할 전환도 </w:t>
+      </w:r>
+      <w:r>
+        <w:rPr>
+          <w:rFonts w:ascii="Consolas" w:hAnsi="Consolas" w:eastAsia="맑은 고딕"/>
+          <w:sz w:val="21"/>
+        </w:rPr>
+        <w:t xml:space="preserve">ALTER DATABASE</w:t>
+      </w:r>
+      <w:r>
+        <w:rPr>
+          <w:rFonts w:ascii="맑은 고딕" w:hAnsi="맑은 고딕" w:eastAsia="맑은 고딕"/>
+          <w:sz w:val="21"/>
+        </w:rPr>
+        <w:t xml:space="preserve"> 문으로 단계를 밟는다. 4장부터 12장까지가 이 방식이며, 내부 동작이 그대로 드러나므로 배우기에 좋다.</w:t>
       </w:r>
     </w:p>
     <w:p>
@@ -5987,7 +7023,35 @@
           <w:rFonts w:ascii="맑은 고딕" w:hAnsi="맑은 고딕" w:eastAsia="맑은 고딕"/>
           <w:sz w:val="21"/>
         </w:rPr>
-        <w:t>Broker를 쓰면 DGMGRL 또는 Enterprise Manager로 관리한다. 구성을 하나의 객체로 등록해 두고 `SHOW CONFIGURATION` 한 줄로 전체 상태를 보거나 `SWITCHOVER TO boston` 한 줄로 역할을 바꾼다. 여러 노드에 걸친 파라미터 조정을 Broker가 처리하므로 실수가 줄고 절차가 짧아진다. 13장부터 16장까지가 이 방식이다.</w:t>
+        <w:t xml:space="preserve">Broker를 쓰면 DGMGRL 또는 Enterprise Manager로 관리한다. 구성을 하나의 객체로 등록해 두고 </w:t>
+      </w:r>
+      <w:r>
+        <w:rPr>
+          <w:rFonts w:ascii="Consolas" w:hAnsi="Consolas" w:eastAsia="맑은 고딕"/>
+          <w:sz w:val="21"/>
+        </w:rPr>
+        <w:t xml:space="preserve">SHOW CONFIGURATION</w:t>
+      </w:r>
+      <w:r>
+        <w:rPr>
+          <w:rFonts w:ascii="맑은 고딕" w:hAnsi="맑은 고딕" w:eastAsia="맑은 고딕"/>
+          <w:sz w:val="21"/>
+        </w:rPr>
+        <w:t xml:space="preserve"> 한 줄로 전체 상태를 보거나 </w:t>
+      </w:r>
+      <w:r>
+        <w:rPr>
+          <w:rFonts w:ascii="Consolas" w:hAnsi="Consolas" w:eastAsia="맑은 고딕"/>
+          <w:sz w:val="21"/>
+        </w:rPr>
+        <w:t xml:space="preserve">SWITCHOVER TO boston</w:t>
+      </w:r>
+      <w:r>
+        <w:rPr>
+          <w:rFonts w:ascii="맑은 고딕" w:hAnsi="맑은 고딕" w:eastAsia="맑은 고딕"/>
+          <w:sz w:val="21"/>
+        </w:rPr>
+        <w:t xml:space="preserve"> 한 줄로 역할을 바꾼다. 여러 노드에 걸친 파라미터 조정을 Broker가 처리하므로 실수가 줄고 절차가 짧아진다. 13장부터 16장까지가 이 방식이다.</w:t>
       </w:r>
     </w:p>
     <w:p>
@@ -6028,7 +7092,35 @@
           <w:rFonts w:ascii="맑은 고딕" w:hAnsi="맑은 고딕" w:eastAsia="맑은 고딕"/>
           <w:sz w:val="21"/>
         </w:rPr>
-        <w:t>Standby는 physical(블록 동일, Redo Apply), logical(SQL Apply, 롤링 업그레이드), snapshot(임시 갱신 가능, 되돌리면 폐기) 세 유형이 있다. 유형은 `DATABASE_ROLE`과 `OPEN_MODE` 조합으로 확인한다.</w:t>
+        <w:t xml:space="preserve">Standby는 physical(블록 동일, Redo Apply), logical(SQL Apply, 롤링 업그레이드), snapshot(임시 갱신 가능, 되돌리면 폐기) 세 유형이 있다. 유형은 </w:t>
+      </w:r>
+      <w:r>
+        <w:rPr>
+          <w:rFonts w:ascii="Consolas" w:hAnsi="Consolas" w:eastAsia="맑은 고딕"/>
+          <w:sz w:val="21"/>
+        </w:rPr>
+        <w:t xml:space="preserve">DATABASE_ROLE</w:t>
+      </w:r>
+      <w:r>
+        <w:rPr>
+          <w:rFonts w:ascii="맑은 고딕" w:hAnsi="맑은 고딕" w:eastAsia="맑은 고딕"/>
+          <w:sz w:val="21"/>
+        </w:rPr>
+        <w:t xml:space="preserve">과 </w:t>
+      </w:r>
+      <w:r>
+        <w:rPr>
+          <w:rFonts w:ascii="Consolas" w:hAnsi="Consolas" w:eastAsia="맑은 고딕"/>
+          <w:sz w:val="21"/>
+        </w:rPr>
+        <w:t xml:space="preserve">OPEN_MODE</w:t>
+      </w:r>
+      <w:r>
+        <w:rPr>
+          <w:rFonts w:ascii="맑은 고딕" w:hAnsi="맑은 고딕" w:eastAsia="맑은 고딕"/>
+          <w:sz w:val="21"/>
+        </w:rPr>
+        <w:t xml:space="preserve"> 조합으로 확인한다.</w:t>
       </w:r>
     </w:p>
     <w:p>
@@ -6040,7 +7132,49 @@
           <w:rFonts w:ascii="맑은 고딕" w:hAnsi="맑은 고딕" w:eastAsia="맑은 고딕"/>
           <w:sz w:val="21"/>
         </w:rPr>
-        <w:t>Primary와 Standby는 `DB_NAME`과 DBID가 같고 `DB_UNIQUE_NAME`·`CONTROLFILE_TYPE`이 다르다. 실측 DBID는 양쪽 모두 1852041610이었다. BR 17장의 일반 복제와 갈리는 지점이다.</w:t>
+        <w:t xml:space="preserve">Primary와 Standby는 </w:t>
+      </w:r>
+      <w:r>
+        <w:rPr>
+          <w:rFonts w:ascii="Consolas" w:hAnsi="Consolas" w:eastAsia="맑은 고딕"/>
+          <w:sz w:val="21"/>
+        </w:rPr>
+        <w:t xml:space="preserve">DB_NAME</w:t>
+      </w:r>
+      <w:r>
+        <w:rPr>
+          <w:rFonts w:ascii="맑은 고딕" w:hAnsi="맑은 고딕" w:eastAsia="맑은 고딕"/>
+          <w:sz w:val="21"/>
+        </w:rPr>
+        <w:t xml:space="preserve">과 DBID가 같고 </w:t>
+      </w:r>
+      <w:r>
+        <w:rPr>
+          <w:rFonts w:ascii="Consolas" w:hAnsi="Consolas" w:eastAsia="맑은 고딕"/>
+          <w:sz w:val="21"/>
+        </w:rPr>
+        <w:t xml:space="preserve">DB_UNIQUE_NAME</w:t>
+      </w:r>
+      <w:r>
+        <w:rPr>
+          <w:rFonts w:ascii="맑은 고딕" w:hAnsi="맑은 고딕" w:eastAsia="맑은 고딕"/>
+          <w:sz w:val="21"/>
+        </w:rPr>
+        <w:t xml:space="preserve">·</w:t>
+      </w:r>
+      <w:r>
+        <w:rPr>
+          <w:rFonts w:ascii="Consolas" w:hAnsi="Consolas" w:eastAsia="맑은 고딕"/>
+          <w:sz w:val="21"/>
+        </w:rPr>
+        <w:t xml:space="preserve">CONTROLFILE_TYPE</w:t>
+      </w:r>
+      <w:r>
+        <w:rPr>
+          <w:rFonts w:ascii="맑은 고딕" w:hAnsi="맑은 고딕" w:eastAsia="맑은 고딕"/>
+          <w:sz w:val="21"/>
+        </w:rPr>
+        <w:t xml:space="preserve">이 다르다. 실측 DBID는 양쪽 모두 1852041610이었다. BR 17장의 일반 복제와 갈리는 지점이다.</w:t>
       </w:r>
     </w:p>
     <w:p>
@@ -6052,7 +7186,49 @@
           <w:rFonts w:ascii="맑은 고딕" w:hAnsi="맑은 고딕" w:eastAsia="맑은 고딕"/>
           <w:sz w:val="21"/>
         </w:rPr>
-        <w:t>Primary에서는 LGWR·NSSn·TTnn·ARCn이, Standby에서는 RFS·ARCn·MRP·PRnn이 동작한다. 19c에서는 `V$DATAGUARD_PROCESS`의 `ROLE`과 `CLIENT_ROLE` 열로 각 프로세스의 임무와 짝을 확인할 수 있다.</w:t>
+        <w:t xml:space="preserve">Primary에서는 LGWR·NSSn·TTnn·ARCn이, Standby에서는 RFS·ARCn·MRP·PRnn이 동작한다. 19c에서는 </w:t>
+      </w:r>
+      <w:r>
+        <w:rPr>
+          <w:rFonts w:ascii="Consolas" w:hAnsi="Consolas" w:eastAsia="맑은 고딕"/>
+          <w:sz w:val="21"/>
+        </w:rPr>
+        <w:t xml:space="preserve">V$DATAGUARD_PROCESS</w:t>
+      </w:r>
+      <w:r>
+        <w:rPr>
+          <w:rFonts w:ascii="맑은 고딕" w:hAnsi="맑은 고딕" w:eastAsia="맑은 고딕"/>
+          <w:sz w:val="21"/>
+        </w:rPr>
+        <w:t xml:space="preserve">의 </w:t>
+      </w:r>
+      <w:r>
+        <w:rPr>
+          <w:rFonts w:ascii="Consolas" w:hAnsi="Consolas" w:eastAsia="맑은 고딕"/>
+          <w:sz w:val="21"/>
+        </w:rPr>
+        <w:t xml:space="preserve">ROLE</w:t>
+      </w:r>
+      <w:r>
+        <w:rPr>
+          <w:rFonts w:ascii="맑은 고딕" w:hAnsi="맑은 고딕" w:eastAsia="맑은 고딕"/>
+          <w:sz w:val="21"/>
+        </w:rPr>
+        <w:t xml:space="preserve">과 </w:t>
+      </w:r>
+      <w:r>
+        <w:rPr>
+          <w:rFonts w:ascii="Consolas" w:hAnsi="Consolas" w:eastAsia="맑은 고딕"/>
+          <w:sz w:val="21"/>
+        </w:rPr>
+        <w:t xml:space="preserve">CLIENT_ROLE</w:t>
+      </w:r>
+      <w:r>
+        <w:rPr>
+          <w:rFonts w:ascii="맑은 고딕" w:hAnsi="맑은 고딕" w:eastAsia="맑은 고딕"/>
+          <w:sz w:val="21"/>
+        </w:rPr>
+        <w:t xml:space="preserve"> 열로 각 프로세스의 임무와 짝을 확인할 수 있다.</w:t>
       </w:r>
     </w:p>
     <w:p>
@@ -6064,7 +7240,21 @@
           <w:rFonts w:ascii="맑은 고딕" w:hAnsi="맑은 고딕" w:eastAsia="맑은 고딕"/>
           <w:sz w:val="21"/>
         </w:rPr>
-        <w:t>MRP는 Standby에만 있다. Primary에서 찾으면 `no rows selected`가 나온다. 진단의 첫 질문은 "지금 어느 노드인가"다.</w:t>
+        <w:t xml:space="preserve">MRP는 Standby에만 있다. Primary에서 찾으면 </w:t>
+      </w:r>
+      <w:r>
+        <w:rPr>
+          <w:rFonts w:ascii="Consolas" w:hAnsi="Consolas" w:eastAsia="맑은 고딕"/>
+          <w:sz w:val="21"/>
+        </w:rPr>
+        <w:t xml:space="preserve">no rows selected</w:t>
+      </w:r>
+      <w:r>
+        <w:rPr>
+          <w:rFonts w:ascii="맑은 고딕" w:hAnsi="맑은 고딕" w:eastAsia="맑은 고딕"/>
+          <w:sz w:val="21"/>
+        </w:rPr>
+        <w:t xml:space="preserve">가 나온다. 진단의 첫 질문은 "지금 어느 노드인가"다.</w:t>
       </w:r>
     </w:p>
     <w:p>
@@ -6112,7 +7302,35 @@
           <w:rFonts w:ascii="맑은 고딕" w:hAnsi="맑은 고딕" w:eastAsia="맑은 고딕"/>
           <w:sz w:val="21"/>
         </w:rPr>
-        <w:t>Real-Time Query·DML 리다이렉션·Far Sync는 Active Data Guard 옵션이다. `DBA_FEATURE_USAGE_STATISTICS`만으로는 사용 여부를 판정할 수 없으며, Standby의 `OPEN_MODE`가 더 확실한 근거다.</w:t>
+        <w:t xml:space="preserve">Real-Time Query·DML 리다이렉션·Far Sync는 Active Data Guard 옵션이다. </w:t>
+      </w:r>
+      <w:r>
+        <w:rPr>
+          <w:rFonts w:ascii="Consolas" w:hAnsi="Consolas" w:eastAsia="맑은 고딕"/>
+          <w:sz w:val="21"/>
+        </w:rPr>
+        <w:t xml:space="preserve">DBA_FEATURE_USAGE_STATISTICS</w:t>
+      </w:r>
+      <w:r>
+        <w:rPr>
+          <w:rFonts w:ascii="맑은 고딕" w:hAnsi="맑은 고딕" w:eastAsia="맑은 고딕"/>
+          <w:sz w:val="21"/>
+        </w:rPr>
+        <w:t xml:space="preserve">만으로는 사용 여부를 판정할 수 없으며, Standby의 </w:t>
+      </w:r>
+      <w:r>
+        <w:rPr>
+          <w:rFonts w:ascii="Consolas" w:hAnsi="Consolas" w:eastAsia="맑은 고딕"/>
+          <w:sz w:val="21"/>
+        </w:rPr>
+        <w:t xml:space="preserve">OPEN_MODE</w:t>
+      </w:r>
+      <w:r>
+        <w:rPr>
+          <w:rFonts w:ascii="맑은 고딕" w:hAnsi="맑은 고딕" w:eastAsia="맑은 고딕"/>
+          <w:sz w:val="21"/>
+        </w:rPr>
+        <w:t xml:space="preserve">가 더 확실한 근거다.</w:t>
       </w:r>
     </w:p>
     <w:p>
@@ -6157,7 +7375,21 @@
                 <w:rFonts w:ascii="맑은 고딕" w:hAnsi="맑은 고딕" w:eastAsia="맑은 고딕"/>
                 <w:sz w:val="20"/>
               </w:rPr>
-              <w:t>Q1. Primary와 Standby에서 `V$DATABASE`를 조회했을 때 같은 값이 나와야 하는 열과 달라야 하는 열을 각각 두 개씩 들고, 그 이유를 설명하라.</w:t>
+              <w:t xml:space="preserve">Q1. Primary와 Standby에서 </w:t>
+            </w:r>
+            <w:r>
+              <w:rPr>
+                <w:rFonts w:ascii="Consolas" w:hAnsi="Consolas" w:eastAsia="맑은 고딕"/>
+                <w:sz w:val="20"/>
+              </w:rPr>
+              <w:t xml:space="preserve">V$DATABASE</w:t>
+            </w:r>
+            <w:r>
+              <w:rPr>
+                <w:rFonts w:ascii="맑은 고딕" w:hAnsi="맑은 고딕" w:eastAsia="맑은 고딕"/>
+                <w:sz w:val="20"/>
+              </w:rPr>
+              <w:t xml:space="preserve">를 조회했을 때 같은 값이 나와야 하는 열과 달라야 하는 열을 각각 두 개씩 들고, 그 이유를 설명하라.</w:t>
             </w:r>
           </w:p>
           <w:p>
@@ -6169,7 +7401,21 @@
                 <w:rFonts w:ascii="맑은 고딕" w:hAnsi="맑은 고딕" w:eastAsia="맑은 고딕"/>
                 <w:sz w:val="20"/>
               </w:rPr>
-              <w:t>Q2. Standby의 `OPEN_MODE`가 MOUNTED인 경우와 READ ONLY WITH APPLY인 경우의 차이는 무엇이며, 후자를 위해 필요한 것은 무엇인가?</w:t>
+              <w:t xml:space="preserve">Q2. Standby의 </w:t>
+            </w:r>
+            <w:r>
+              <w:rPr>
+                <w:rFonts w:ascii="Consolas" w:hAnsi="Consolas" w:eastAsia="맑은 고딕"/>
+                <w:sz w:val="20"/>
+              </w:rPr>
+              <w:t xml:space="preserve">OPEN_MODE</w:t>
+            </w:r>
+            <w:r>
+              <w:rPr>
+                <w:rFonts w:ascii="맑은 고딕" w:hAnsi="맑은 고딕" w:eastAsia="맑은 고딕"/>
+                <w:sz w:val="20"/>
+              </w:rPr>
+              <w:t xml:space="preserve">가 MOUNTED인 경우와 READ ONLY WITH APPLY인 경우의 차이는 무엇이며, 후자를 위해 필요한 것은 무엇인가?</w:t>
             </w:r>
           </w:p>
           <w:p>
@@ -6193,7 +7439,35 @@
                 <w:rFonts w:ascii="맑은 고딕" w:hAnsi="맑은 고딕" w:eastAsia="맑은 고딕"/>
                 <w:sz w:val="20"/>
               </w:rPr>
-              <w:t>Q4. Primary에서 `SELECT process FROM v$managed_standby WHERE process='MRP0'`을 실행했더니 `no rows selected`가 나왔다. 장애인가? 이유를 설명하라.</w:t>
+              <w:t xml:space="preserve">Q4. Primary에서 </w:t>
+            </w:r>
+            <w:r>
+              <w:rPr>
+                <w:rFonts w:ascii="Consolas" w:hAnsi="Consolas" w:eastAsia="맑은 고딕"/>
+                <w:sz w:val="20"/>
+              </w:rPr>
+              <w:t xml:space="preserve">SELECT process FROM v$managed_standby WHERE process='MRP0'</w:t>
+            </w:r>
+            <w:r>
+              <w:rPr>
+                <w:rFonts w:ascii="맑은 고딕" w:hAnsi="맑은 고딕" w:eastAsia="맑은 고딕"/>
+                <w:sz w:val="20"/>
+              </w:rPr>
+              <w:t xml:space="preserve">을 실행했더니 </w:t>
+            </w:r>
+            <w:r>
+              <w:rPr>
+                <w:rFonts w:ascii="Consolas" w:hAnsi="Consolas" w:eastAsia="맑은 고딕"/>
+                <w:sz w:val="20"/>
+              </w:rPr>
+              <w:t xml:space="preserve">no rows selected</w:t>
+            </w:r>
+            <w:r>
+              <w:rPr>
+                <w:rFonts w:ascii="맑은 고딕" w:hAnsi="맑은 고딕" w:eastAsia="맑은 고딕"/>
+                <w:sz w:val="20"/>
+              </w:rPr>
+              <w:t xml:space="preserve">가 나왔다. 장애인가? 이유를 설명하라.</w:t>
             </w:r>
           </w:p>
           <w:p>
@@ -6205,7 +7479,35 @@
                 <w:rFonts w:ascii="맑은 고딕" w:hAnsi="맑은 고딕" w:eastAsia="맑은 고딕"/>
                 <w:sz w:val="20"/>
               </w:rPr>
-              <w:t>Q5. `V$DATAGUARD_PROCESS`의 `CLIENT_ROLE` 열은 Standby에서 무엇을 알려 주는가?</w:t>
+              <w:t xml:space="preserve">Q5. </w:t>
+            </w:r>
+            <w:r>
+              <w:rPr>
+                <w:rFonts w:ascii="Consolas" w:hAnsi="Consolas" w:eastAsia="맑은 고딕"/>
+                <w:sz w:val="20"/>
+              </w:rPr>
+              <w:t xml:space="preserve">V$DATAGUARD_PROCESS</w:t>
+            </w:r>
+            <w:r>
+              <w:rPr>
+                <w:rFonts w:ascii="맑은 고딕" w:hAnsi="맑은 고딕" w:eastAsia="맑은 고딕"/>
+                <w:sz w:val="20"/>
+              </w:rPr>
+              <w:t xml:space="preserve">의 </w:t>
+            </w:r>
+            <w:r>
+              <w:rPr>
+                <w:rFonts w:ascii="Consolas" w:hAnsi="Consolas" w:eastAsia="맑은 고딕"/>
+                <w:sz w:val="20"/>
+              </w:rPr>
+              <w:t xml:space="preserve">CLIENT_ROLE</w:t>
+            </w:r>
+            <w:r>
+              <w:rPr>
+                <w:rFonts w:ascii="맑은 고딕" w:hAnsi="맑은 고딕" w:eastAsia="맑은 고딕"/>
+                <w:sz w:val="20"/>
+              </w:rPr>
+              <w:t xml:space="preserve"> 열은 Standby에서 무엇을 알려 주는가?</w:t>
             </w:r>
           </w:p>
           <w:p>
@@ -6238,7 +7540,49 @@
           <w:rFonts w:ascii="맑은 고딕" w:hAnsi="맑은 고딕" w:eastAsia="맑은 고딕"/>
           <w:sz w:val="21"/>
         </w:rPr>
-        <w:t>이 장의 실습은 5개다. 모두 2노드 실습 환경(chicago-srv 172.16.225.60 / boston-srv 172.16.225.61)에서 수행하며, 프롬프트는 `SYS@chicago&gt;`, `SYS@boston&gt;`, `[oracle@chicago-srv ~]$`로 노드를 구분한다. 각 실습에는 오류를 재현하고 원인을 규명해 조치하는 흐름이 최소 한 번 들어 있다.</w:t>
+        <w:t xml:space="preserve">이 장의 실습은 5개다. 모두 2노드 실습 환경(chicago-srv 172.16.225.60 / boston-srv 172.16.225.61)에서 수행하며, 프롬프트는 </w:t>
+      </w:r>
+      <w:r>
+        <w:rPr>
+          <w:rFonts w:ascii="Consolas" w:hAnsi="Consolas" w:eastAsia="맑은 고딕"/>
+          <w:sz w:val="21"/>
+        </w:rPr>
+        <w:t xml:space="preserve">SYS@chicago&gt;</w:t>
+      </w:r>
+      <w:r>
+        <w:rPr>
+          <w:rFonts w:ascii="맑은 고딕" w:hAnsi="맑은 고딕" w:eastAsia="맑은 고딕"/>
+          <w:sz w:val="21"/>
+        </w:rPr>
+        <w:t xml:space="preserve">, </w:t>
+      </w:r>
+      <w:r>
+        <w:rPr>
+          <w:rFonts w:ascii="Consolas" w:hAnsi="Consolas" w:eastAsia="맑은 고딕"/>
+          <w:sz w:val="21"/>
+        </w:rPr>
+        <w:t xml:space="preserve">SYS@boston&gt;</w:t>
+      </w:r>
+      <w:r>
+        <w:rPr>
+          <w:rFonts w:ascii="맑은 고딕" w:hAnsi="맑은 고딕" w:eastAsia="맑은 고딕"/>
+          <w:sz w:val="21"/>
+        </w:rPr>
+        <w:t xml:space="preserve">, </w:t>
+      </w:r>
+      <w:r>
+        <w:rPr>
+          <w:rFonts w:ascii="Consolas" w:hAnsi="Consolas" w:eastAsia="맑은 고딕"/>
+          <w:sz w:val="21"/>
+        </w:rPr>
+        <w:t xml:space="preserve">[oracle@chicago-srv ~]$</w:t>
+      </w:r>
+      <w:r>
+        <w:rPr>
+          <w:rFonts w:ascii="맑은 고딕" w:hAnsi="맑은 고딕" w:eastAsia="맑은 고딕"/>
+          <w:sz w:val="21"/>
+        </w:rPr>
+        <w:t xml:space="preserve">로 노드를 구분한다. 각 실습에는 오류를 재현하고 원인을 규명해 조치하는 흐름이 최소 한 번 들어 있다.</w:t>
       </w:r>
     </w:p>
     <w:p>
@@ -6250,7 +7594,21 @@
           <w:rFonts w:ascii="맑은 고딕" w:hAnsi="맑은 고딕" w:eastAsia="맑은 고딕"/>
           <w:sz w:val="21"/>
         </w:rPr>
-        <w:t>실습 01 — 현재 구성 파악: `V$DATABASE`로 양쪽의 역할·열림 모드·보호 모드·DBID를 확인하고 무엇이 같고 무엇이 다른지 정리한다. Standby에 DDL을 시도해 ORA-16000을 재현한다.</w:t>
+        <w:t xml:space="preserve">실습 01 — 현재 구성 파악: </w:t>
+      </w:r>
+      <w:r>
+        <w:rPr>
+          <w:rFonts w:ascii="Consolas" w:hAnsi="Consolas" w:eastAsia="맑은 고딕"/>
+          <w:sz w:val="21"/>
+        </w:rPr>
+        <w:t xml:space="preserve">V$DATABASE</w:t>
+      </w:r>
+      <w:r>
+        <w:rPr>
+          <w:rFonts w:ascii="맑은 고딕" w:hAnsi="맑은 고딕" w:eastAsia="맑은 고딕"/>
+          <w:sz w:val="21"/>
+        </w:rPr>
+        <w:t xml:space="preserve">로 양쪽의 역할·열림 모드·보호 모드·DBID를 확인하고 무엇이 같고 무엇이 다른지 정리한다. Standby에 DDL을 시도해 ORA-16000을 재현한다.</w:t>
       </w:r>
     </w:p>
     <w:p>
@@ -6262,7 +7620,49 @@
           <w:rFonts w:ascii="맑은 고딕" w:hAnsi="맑은 고딕" w:eastAsia="맑은 고딕"/>
           <w:sz w:val="21"/>
         </w:rPr>
-        <w:t>실습 02 — Data Guard 프로세스 식별: `V$MANAGED_STANDBY`와 `V$DATAGUARD_PROCESS`로 양쪽 프로세스를 확인하고 `CLIENT_ROLE`로 짝을 맞춘다. Primary에서 MRP를 찾는 실수를 재현한다.</w:t>
+        <w:t xml:space="preserve">실습 02 — Data Guard 프로세스 식별: </w:t>
+      </w:r>
+      <w:r>
+        <w:rPr>
+          <w:rFonts w:ascii="Consolas" w:hAnsi="Consolas" w:eastAsia="맑은 고딕"/>
+          <w:sz w:val="21"/>
+        </w:rPr>
+        <w:t xml:space="preserve">V$MANAGED_STANDBY</w:t>
+      </w:r>
+      <w:r>
+        <w:rPr>
+          <w:rFonts w:ascii="맑은 고딕" w:hAnsi="맑은 고딕" w:eastAsia="맑은 고딕"/>
+          <w:sz w:val="21"/>
+        </w:rPr>
+        <w:t xml:space="preserve">와 </w:t>
+      </w:r>
+      <w:r>
+        <w:rPr>
+          <w:rFonts w:ascii="Consolas" w:hAnsi="Consolas" w:eastAsia="맑은 고딕"/>
+          <w:sz w:val="21"/>
+        </w:rPr>
+        <w:t xml:space="preserve">V$DATAGUARD_PROCESS</w:t>
+      </w:r>
+      <w:r>
+        <w:rPr>
+          <w:rFonts w:ascii="맑은 고딕" w:hAnsi="맑은 고딕" w:eastAsia="맑은 고딕"/>
+          <w:sz w:val="21"/>
+        </w:rPr>
+        <w:t xml:space="preserve">로 양쪽 프로세스를 확인하고 </w:t>
+      </w:r>
+      <w:r>
+        <w:rPr>
+          <w:rFonts w:ascii="Consolas" w:hAnsi="Consolas" w:eastAsia="맑은 고딕"/>
+          <w:sz w:val="21"/>
+        </w:rPr>
+        <w:t xml:space="preserve">CLIENT_ROLE</w:t>
+      </w:r>
+      <w:r>
+        <w:rPr>
+          <w:rFonts w:ascii="맑은 고딕" w:hAnsi="맑은 고딕" w:eastAsia="맑은 고딕"/>
+          <w:sz w:val="21"/>
+        </w:rPr>
+        <w:t xml:space="preserve">로 짝을 맞춘다. Primary에서 MRP를 찾는 실수를 재현한다.</w:t>
       </w:r>
     </w:p>
     <w:p>
@@ -6274,7 +7674,35 @@
           <w:rFonts w:ascii="맑은 고딕" w:hAnsi="맑은 고딕" w:eastAsia="맑은 고딕"/>
           <w:sz w:val="21"/>
         </w:rPr>
-        <w:t>실습 03 — 라이선스 확인: `DBA_FEATURE_USAGE_STATISTICS`가 비어 있는 원인을 규명해 `CDB_` 뷰로 조치하고, 그 값만으로 ADG 사용을 판정할 수 없는 이유까지 확인한다.</w:t>
+        <w:t xml:space="preserve">실습 03 — 라이선스 확인: </w:t>
+      </w:r>
+      <w:r>
+        <w:rPr>
+          <w:rFonts w:ascii="Consolas" w:hAnsi="Consolas" w:eastAsia="맑은 고딕"/>
+          <w:sz w:val="21"/>
+        </w:rPr>
+        <w:t xml:space="preserve">DBA_FEATURE_USAGE_STATISTICS</w:t>
+      </w:r>
+      <w:r>
+        <w:rPr>
+          <w:rFonts w:ascii="맑은 고딕" w:hAnsi="맑은 고딕" w:eastAsia="맑은 고딕"/>
+          <w:sz w:val="21"/>
+        </w:rPr>
+        <w:t xml:space="preserve">가 비어 있는 원인을 규명해 </w:t>
+      </w:r>
+      <w:r>
+        <w:rPr>
+          <w:rFonts w:ascii="Consolas" w:hAnsi="Consolas" w:eastAsia="맑은 고딕"/>
+          <w:sz w:val="21"/>
+        </w:rPr>
+        <w:t xml:space="preserve">CDB_</w:t>
+      </w:r>
+      <w:r>
+        <w:rPr>
+          <w:rFonts w:ascii="맑은 고딕" w:hAnsi="맑은 고딕" w:eastAsia="맑은 고딕"/>
+          <w:sz w:val="21"/>
+        </w:rPr>
+        <w:t xml:space="preserve"> 뷰로 조치하고, 그 값만으로 ADG 사용을 판정할 수 없는 이유까지 확인한다.</w:t>
       </w:r>
     </w:p>
     <w:p>
@@ -6298,10 +7726,26 @@
           <w:rFonts w:ascii="맑은 고딕" w:hAnsi="맑은 고딕" w:eastAsia="맑은 고딕"/>
           <w:sz w:val="21"/>
         </w:rPr>
-        <w:t>실습 05 — 구성 전 점검표: 두 노드의 버전·엔디안·문자셋·시간대·주요 파라미터를 대조한다. `ORACLE_SID`를 잘못 둔 채 접속해 ORA-01034를 재현하고 바로잡는다.</w:t>
+        <w:t xml:space="preserve">실습 05 — 구성 전 점검표: 두 노드의 버전·엔디안·문자셋·시간대·주요 파라미터를 대조한다. </w:t>
+      </w:r>
+      <w:r>
+        <w:rPr>
+          <w:rFonts w:ascii="Consolas" w:hAnsi="Consolas" w:eastAsia="맑은 고딕"/>
+          <w:sz w:val="21"/>
+        </w:rPr>
+        <w:t xml:space="preserve">ORACLE_SID</w:t>
+      </w:r>
+      <w:r>
+        <w:rPr>
+          <w:rFonts w:ascii="맑은 고딕" w:hAnsi="맑은 고딕" w:eastAsia="맑은 고딕"/>
+          <w:sz w:val="21"/>
+        </w:rPr>
+        <w:t xml:space="preserve">를 잘못 둔 채 접속해 ORA-01034를 재현하고 바로잡는다.</w:t>
       </w:r>
     </w:p>
     <w:sectPr>
+      <w:headerReference w:type="default" r:id="rId9"/>
+      <w:footerReference w:type="default" r:id="rId10"/>
       <w:pgSz w:w="12240" w:h="15840"/>
       <w:pgMar w:top="1440" w:right="1800" w:bottom="1440" w:left="1800" w:header="720" w:footer="720" w:gutter="0"/>
       <w:cols w:space="720"/>
@@ -6309,6 +7753,26 @@
     </w:sectPr>
   </w:body>
 </w:document>
+</file>
+
+<file path=word/footer1.xml><?xml version="1.0" encoding="utf-8"?>
+<w:ftr xmlns:m="http://schemas.openxmlformats.org/officeDocument/2006/math" xmlns:mc="http://schemas.openxmlformats.org/markup-compatibility/2006" xmlns:mo="http://schemas.microsoft.com/office/mac/office/2008/main" xmlns:mv="urn:schemas-microsoft-com:mac:vml" xmlns:o="urn:schemas-microsoft-com:office:office" xmlns:r="http://schemas.openxmlformats.org/officeDocument/2006/relationships" xmlns:v="urn:schemas-microsoft-com:vml" xmlns:w10="urn:schemas-microsoft-com:office:word" xmlns:w14="http://schemas.microsoft.com/office/word/2010/wordml" xmlns:w="http://schemas.openxmlformats.org/wordprocessingml/2006/main" xmlns:wne="http://schemas.microsoft.com/office/word/2006/wordml" xmlns:wp14="http://schemas.microsoft.com/office/word/2010/wordprocessingDrawing" xmlns:wp="http://schemas.openxmlformats.org/drawingml/2006/wordprocessingDrawing" xmlns:wpc="http://schemas.microsoft.com/office/word/2010/wordprocessingCanvas" xmlns:wpg="http://schemas.microsoft.com/office/word/2010/wordprocessingGroup" xmlns:wpi="http://schemas.microsoft.com/office/word/2010/wordprocessingInk" xmlns:wps="http://schemas.microsoft.com/office/word/2010/wordprocessingShape" mc:Ignorable="w14 wp14">
+  <w:p>
+    <w:pPr>
+      <w:pStyle w:val="Footer"/>
+    </w:pPr>
+  </w:p>
+</w:ftr>
+</file>
+
+<file path=word/header1.xml><?xml version="1.0" encoding="utf-8"?>
+<w:hdr xmlns:m="http://schemas.openxmlformats.org/officeDocument/2006/math" xmlns:mc="http://schemas.openxmlformats.org/markup-compatibility/2006" xmlns:mo="http://schemas.microsoft.com/office/mac/office/2008/main" xmlns:mv="urn:schemas-microsoft-com:mac:vml" xmlns:o="urn:schemas-microsoft-com:office:office" xmlns:r="http://schemas.openxmlformats.org/officeDocument/2006/relationships" xmlns:v="urn:schemas-microsoft-com:vml" xmlns:w10="urn:schemas-microsoft-com:office:word" xmlns:w14="http://schemas.microsoft.com/office/word/2010/wordml" xmlns:w="http://schemas.openxmlformats.org/wordprocessingml/2006/main" xmlns:wne="http://schemas.microsoft.com/office/word/2006/wordml" xmlns:wp14="http://schemas.microsoft.com/office/word/2010/wordprocessingDrawing" xmlns:wp="http://schemas.openxmlformats.org/drawingml/2006/wordprocessingDrawing" xmlns:wpc="http://schemas.microsoft.com/office/word/2010/wordprocessingCanvas" xmlns:wpg="http://schemas.microsoft.com/office/word/2010/wordprocessingGroup" xmlns:wpi="http://schemas.microsoft.com/office/word/2010/wordprocessingInk" xmlns:wps="http://schemas.microsoft.com/office/word/2010/wordprocessingShape" mc:Ignorable="w14 wp14">
+  <w:p>
+    <w:pPr>
+      <w:pStyle w:val="Header"/>
+    </w:pPr>
+  </w:p>
+</w:hdr>
 </file>
 
 <file path=word/numbering.xml><?xml version="1.0" encoding="utf-8"?>
